--- a/backend/app/static/playbooks/CEI_Manuale_Commercialisti_IT.docx
+++ b/backend/app/static/playbooks/CEI_Manuale_Commercialisti_IT.docx
@@ -8,16 +8,44 @@
         <w:jc w:val="center"/>
       </w:pPr>
       <w:r>
-        <w:rPr>
-          <w:rFonts w:ascii="Arial" w:cs="Arial" w:eastAsia="Arial" w:hAnsi="Arial"/>
-          <w:b/>
-          <w:bCs/>
-          <w:caps/>
-          <w:color w:val="38BDF8"/>
-          <w:sz w:val="20"/>
-          <w:szCs w:val="20"/>
-        </w:rPr>
-        <w:t xml:space="preserve">CARBON EFFICIENCY INTELLIGENCE</w:t>
+        <w:drawing>
+          <wp:inline distT="0" distB="0" distL="0" distR="0">
+            <wp:extent cx="1047750" cy="1047750"/>
+            <wp:effectExtent t="0" r="0" b="0" l="0"/>
+            <wp:docPr id="1" name="" descr="" title=""/>
+            <wp:cNvGraphicFramePr>
+              <a:graphicFrameLocks xmlns:a="http://schemas.openxmlformats.org/drawingml/2006/main" noChangeAspect="1"/>
+            </wp:cNvGraphicFramePr>
+            <a:graphic xmlns:a="http://schemas.openxmlformats.org/drawingml/2006/main">
+              <a:graphicData uri="http://schemas.openxmlformats.org/drawingml/2006/picture">
+                <pic:pic xmlns:pic="http://schemas.openxmlformats.org/drawingml/2006/picture">
+                  <pic:nvPicPr>
+                    <pic:cNvPr id="0" name="" descr=""/>
+                    <pic:cNvPicPr>
+                      <a:picLocks noChangeAspect="1" noChangeArrowheads="1"/>
+                    </pic:cNvPicPr>
+                  </pic:nvPicPr>
+                  <pic:blipFill>
+                    <a:blip r:embed="rId7" cstate="none"/>
+                    <a:srcRect/>
+                    <a:stretch>
+                      <a:fillRect/>
+                    </a:stretch>
+                  </pic:blipFill>
+                  <pic:spPr bwMode="auto">
+                    <a:xfrm>
+                      <a:off x="0" y="0"/>
+                      <a:ext cx="1047750" cy="1047750"/>
+                    </a:xfrm>
+                    <a:prstGeom prst="rect">
+                      <a:avLst/>
+                    </a:prstGeom>
+                  </pic:spPr>
+                </pic:pic>
+              </a:graphicData>
+            </a:graphic>
+          </wp:inline>
+        </w:drawing>
       </w:r>
     </w:p>
     <w:p>
@@ -49,7 +77,7 @@
           <w:sz w:val="26"/>
           <w:szCs w:val="26"/>
         </w:rPr>
-        <w:t xml:space="preserve">Come generare report di conformità CBAM per i tuoi clienti manifatturieri</w:t>
+        <w:t xml:space="preserve">Come generare report di conformita CBAM per i tuoi clienti manifatturieri</w:t>
       </w:r>
     </w:p>
     <w:p>
@@ -69,7 +97,7 @@
           <w:sz w:val="22"/>
           <w:szCs w:val="22"/>
         </w:rPr>
-        <w:t xml:space="preserve">Per Commercialisti · Consulenti Fiscali · Dottori Commercialisti</w:t>
+        <w:t xml:space="preserve">Per Commercialisti  ·  Consulenti Fiscali  ·  Dottori Commercialisti</w:t>
       </w:r>
     </w:p>
     <w:p>
@@ -119,7 +147,7 @@
           <w:sz w:val="22"/>
           <w:szCs w:val="22"/>
         </w:rPr>
-        <w:t xml:space="preserve">CEI è una piattaforma di conformità energetica che trasforma le bollette di uno stabilimento industriale in report CBAM e ETS di livello regolatorio. Come commercialista, usi CEI come motore invisibile dietro il tuo servizio clienti — i report portano il nome del tuo studio, non quello di CEI.</w:t>
+        <w:t xml:space="preserve">CEI e una piattaforma di conformita energetica che trasforma le bollette di uno stabilimento industriale in report CBAM e ETS di livello regolatorio. Come commercialista, usi CEI come motore invisibile dietro il tuo servizio clienti — i report portano il nome del tuo studio, non quello di CEI.</w:t>
       </w:r>
     </w:p>
     <w:p>
@@ -144,7 +172,7 @@
           <w:sz w:val="26"/>
           <w:szCs w:val="26"/>
         </w:rPr>
-        <w:t xml:space="preserve">Perché il CBAM Riguarda i Tuoi Clienti</w:t>
+        <w:t xml:space="preserve">Perche il CBAM Riguarda i Tuoi Clienti</w:t>
       </w:r>
     </w:p>
     <w:p>
@@ -158,7 +186,7 @@
           <w:sz w:val="22"/>
           <w:szCs w:val="22"/>
         </w:rPr>
-        <w:t xml:space="preserve">Dal settembre 2027, ogni PMI manifatturiera italiana che importa o esporta beni soggetti a CBAM (ceramica, cemento, acciaio, alluminio, fertilizzanti, idrogeno) deve presentare una dichiarazione annuale con dati verificati sulle emissioni di CO₂. Le aziende che dichiarano senza una baseline verificata pagano usando i fattori di emissione predefiniti UE — sistematicamente più alti dei valori reali — con un costo aggiuntivo di migliaia di euro.</w:t>
+        <w:t xml:space="preserve">Dal settembre 2027, ogni PMI manifatturiera italiana che importa o esporta beni soggetti a CBAM (ceramica, cemento, acciaio, alluminio, fertilizzanti, idrogeno) deve presentare una dichiarazione annuale con dati verificati sulle emissioni di CO2. Le aziende che dichiarano senza una baseline verificata pagano usando i fattori di emissione predefiniti UE — sistematicamente piu alti dei valori reali.</w:t>
       </w:r>
     </w:p>
     <w:p>
@@ -210,7 +238,7 @@
                 <w:sz w:val="20"/>
                 <w:szCs w:val="20"/>
               </w:rPr>
-              <w:t xml:space="preserve">Una baseline energetica verificata, prodotta dalle bollette esistenti, può far risparmiare a un tipico stabilimento ceramico tra €8.000 e €25.000 all'anno in costi di conformità CBAM. Nessun hardware richiesto.</w:t>
+              <w:t xml:space="preserve">Una baseline energetica verificata, prodotta dalle bollette esistenti, puo far risparmiare a un tipico stabilimento ceramico tra EUR 8.000 e EUR 25.000 all'anno in costi di conformita CBAM. Nessun hardware richiesto.</w:t>
             </w:r>
           </w:p>
         </w:tc>
@@ -314,7 +342,7 @@
                 <w:sz w:val="20"/>
                 <w:szCs w:val="20"/>
               </w:rPr>
-              <w:t xml:space="preserve">Report in linguaggio semplice: posizione CO₂, esposizione finanziaria in euro, divario tra valori predefiniti e verificati, scadenze CBAM.</w:t>
+              <w:t xml:space="preserve">Report in linguaggio semplice: posizione CO2, esposizione finanziaria in euro, divario tra valori predefiniti e verificati, scadenze CBAM.</w:t>
             </w:r>
           </w:p>
         </w:tc>
@@ -347,7 +375,7 @@
                 <w:sz w:val="20"/>
                 <w:szCs w:val="20"/>
               </w:rPr>
-              <w:t xml:space="preserve">Valutazione Conformità</w:t>
+              <w:t xml:space="preserve">Valutazione Conformita</w:t>
             </w:r>
           </w:p>
         </w:tc>
@@ -438,7 +466,7 @@
                 <w:sz w:val="20"/>
                 <w:szCs w:val="20"/>
               </w:rPr>
-              <w:t xml:space="preserve">Il nome del tuo studio appare nell'intestazione. CEI è il motore invisibile. Lo stabilimento vede il tuo studio come autore.</w:t>
+              <w:t xml:space="preserve">Il nome del tuo studio appare nell'intestazione. CEI e il motore invisibile. Lo stabilimento vede il tuo studio come autore.</w:t>
             </w:r>
           </w:p>
         </w:tc>
@@ -535,7 +563,6 @@
               <w:bottom w:type="dxa" w:w="100"/>
               <w:right w:type="dxa" w:w="120"/>
             </w:tcMar>
-            <w:vAlign w:val="center"/>
           </w:tcPr>
           <w:p>
             <w:pPr>
@@ -595,7 +622,7 @@
                 <w:sz w:val="20"/>
                 <w:szCs w:val="20"/>
               </w:rPr>
-              <w:t xml:space="preserve">Questo crea un'organizzazione gestionale che può supervisionare più clienti stabilimento.</w:t>
+              <w:t xml:space="preserve">Questo crea un'organizzazione gestionale che puo supervisionare piu clienti stabilimento.</w:t>
             </w:r>
           </w:p>
         </w:tc>
@@ -617,7 +644,6 @@
               <w:bottom w:type="dxa" w:w="100"/>
               <w:right w:type="dxa" w:w="120"/>
             </w:tcMar>
-            <w:vAlign w:val="center"/>
           </w:tcPr>
           <w:p>
             <w:pPr>
@@ -699,7 +725,6 @@
               <w:bottom w:type="dxa" w:w="100"/>
               <w:right w:type="dxa" w:w="120"/>
             </w:tcMar>
-            <w:vAlign w:val="center"/>
           </w:tcPr>
           <w:p>
             <w:pPr>
@@ -759,7 +784,7 @@
                 <w:sz w:val="20"/>
                 <w:szCs w:val="20"/>
               </w:rPr>
-              <w:t xml:space="preserve">Inserisci il nome del tuo studio (es. Studio Pincelli &amp; Associati). Questo nome appare su tutti i report co-brandizzati.</w:t>
+              <w:t xml:space="preserve">Inserisci il nome (es. Studio Pincelli &amp; Associati). Appare su tutti i report co-brandizzati.</w:t>
             </w:r>
           </w:p>
         </w:tc>
@@ -781,7 +806,6 @@
               <w:bottom w:type="dxa" w:w="100"/>
               <w:right w:type="dxa" w:w="120"/>
             </w:tcMar>
-            <w:vAlign w:val="center"/>
           </w:tcPr>
           <w:p>
             <w:pPr>
@@ -896,7 +920,7 @@
                 <w:sz w:val="20"/>
                 <w:szCs w:val="20"/>
               </w:rPr>
-              <w:t xml:space="preserve">Il nome del tuo studio può essere aggiornato in qualsiasi momento dalle Impostazioni. Tutti i report generati dopo l'aggiornamento useranno il nuovo nome.</w:t>
+              <w:t xml:space="preserve">Il nome del tuo studio puo essere aggiornato in qualsiasi momento dalle Impostazioni. Tutti i report successivi useranno il nuovo nome.</w:t>
             </w:r>
           </w:p>
         </w:tc>
@@ -940,28 +964,6 @@
     </w:p>
     <w:p>
       <w:pPr>
-        <w:spacing w:after="60" w:before="60"/>
-      </w:pPr>
-      <w:r>
-        <w:rPr>
-          <w:rFonts w:ascii="Arial" w:cs="Arial" w:eastAsia="Arial" w:hAnsi="Arial"/>
-          <w:color w:val="0F172A"/>
-          <w:sz w:val="22"/>
-          <w:szCs w:val="22"/>
-        </w:rPr>
-        <w:t xml:space="preserve">Ci sono due modi per collegare uno stabilimento al tuo account CEI.</w:t>
-      </w:r>
-    </w:p>
-    <w:p>
-      <w:pPr>
-        <w:spacing w:after="0" w:before="0"/>
-      </w:pPr>
-      <w:r>
-        <w:t xml:space="preserve"/>
-      </w:r>
-    </w:p>
-    <w:p>
-      <w:pPr>
         <w:pStyle w:val="Heading2"/>
         <w:spacing w:after="120" w:before="300"/>
       </w:pPr>
@@ -975,28 +977,6 @@
           <w:szCs w:val="26"/>
         </w:rPr>
         <w:t xml:space="preserve">Percorso A — Link di Invito (Consigliato)</w:t>
-      </w:r>
-    </w:p>
-    <w:p>
-      <w:pPr>
-        <w:spacing w:after="60" w:before="60"/>
-      </w:pPr>
-      <w:r>
-        <w:rPr>
-          <w:rFonts w:ascii="Arial" w:cs="Arial" w:eastAsia="Arial" w:hAnsi="Arial"/>
-          <w:color w:val="0F172A"/>
-          <w:sz w:val="22"/>
-          <w:szCs w:val="22"/>
-        </w:rPr>
-        <w:t xml:space="preserve">Genera un link sicuro e invialo allo stabilimento. Quando cliccano e si registrano, il loro account si collega automaticamente al tuo.</w:t>
-      </w:r>
-    </w:p>
-    <w:p>
-      <w:pPr>
-        <w:spacing w:after="0" w:before="0"/>
-      </w:pPr>
-      <w:r>
-        <w:t xml:space="preserve"/>
       </w:r>
     </w:p>
     <w:tbl>
@@ -1032,7 +1012,6 @@
               <w:bottom w:type="dxa" w:w="100"/>
               <w:right w:type="dxa" w:w="120"/>
             </w:tcMar>
-            <w:vAlign w:val="center"/>
           </w:tcPr>
           <w:p>
             <w:pPr>
@@ -1114,7 +1093,6 @@
               <w:bottom w:type="dxa" w:w="100"/>
               <w:right w:type="dxa" w:w="120"/>
             </w:tcMar>
-            <w:vAlign w:val="center"/>
           </w:tcPr>
           <w:p>
             <w:pPr>
@@ -1160,7 +1138,7 @@
                 <w:sz w:val="22"/>
                 <w:szCs w:val="22"/>
               </w:rPr>
-              <w:t xml:space="preserve">Inserisci i dettagli dello stabilimento</w:t>
+              <w:t xml:space="preserve">Inserisci i dettagli</w:t>
             </w:r>
           </w:p>
           <w:p>
@@ -1196,7 +1174,6 @@
               <w:bottom w:type="dxa" w:w="100"/>
               <w:right w:type="dxa" w:w="120"/>
             </w:tcMar>
-            <w:vAlign w:val="center"/>
           </w:tcPr>
           <w:p>
             <w:pPr>
@@ -1256,7 +1233,7 @@
                 <w:sz w:val="20"/>
                 <w:szCs w:val="20"/>
               </w:rPr>
-              <w:t xml:space="preserve">Clicca 'Copia Link' accanto all'invito attivo. Invialo al responsabile dello stabilimento via email o WhatsApp.</w:t>
+              <w:t xml:space="preserve">Clicca 'Copia Link'. Invialo al responsabile dello stabilimento via email o WhatsApp.</w:t>
             </w:r>
           </w:p>
         </w:tc>
@@ -1278,7 +1255,6 @@
               <w:bottom w:type="dxa" w:w="100"/>
               <w:right w:type="dxa" w:w="120"/>
             </w:tcMar>
-            <w:vAlign w:val="center"/>
           </w:tcPr>
           <w:p>
             <w:pPr>
@@ -1360,7 +1336,6 @@
               <w:bottom w:type="dxa" w:w="100"/>
               <w:right w:type="dxa" w:w="120"/>
             </w:tcMar>
-            <w:vAlign w:val="center"/>
           </w:tcPr>
           <w:p>
             <w:pPr>
@@ -1406,7 +1381,7 @@
                 <w:sz w:val="22"/>
                 <w:szCs w:val="22"/>
               </w:rPr>
-              <w:t xml:space="preserve">Lo stabilimento appare nel portale</w:t>
+              <w:t xml:space="preserve">Appare nel portale</w:t>
             </w:r>
           </w:p>
           <w:p>
@@ -1475,7 +1450,7 @@
                 <w:sz w:val="20"/>
                 <w:szCs w:val="20"/>
               </w:rPr>
-              <w:t xml:space="preserve">I link di invito sono validi 30 giorni. Se lo stabilimento non si è registrato entro quel termine, genera un nuovo link. I link usati o scaduti non possono essere riutilizzati.</w:t>
+              <w:t xml:space="preserve">I link di invito sono validi 30 giorni. Se lo stabilimento non si e registrato entro quel termine, genera un nuovo link.</w:t>
             </w:r>
           </w:p>
         </w:tc>
@@ -1491,8 +1466,19 @@
     </w:p>
     <w:p>
       <w:pPr>
-        <w:pStyle w:val="Heading2"/>
-        <w:spacing w:after="120" w:before="300"/>
+        <w:spacing w:after="0" w:before="0"/>
+      </w:pPr>
+      <w:r>
+        <w:t xml:space="preserve"/>
+      </w:r>
+    </w:p>
+    <w:p>
+      <w:pPr>
+        <w:pStyle w:val="Heading1"/>
+        <w:pBdr>
+          <w:bottom w:val="single" w:color="38BDF8" w:sz="6" w:space="4"/>
+        </w:pBdr>
+        <w:spacing w:after="180" w:before="360"/>
       </w:pPr>
       <w:r>
         <w:rPr>
@@ -1500,32 +1486,10 @@
           <w:b/>
           <w:bCs/>
           <w:color w:val="0F172A"/>
-          <w:sz w:val="26"/>
-          <w:szCs w:val="26"/>
+          <w:sz w:val="32"/>
+          <w:szCs w:val="32"/>
         </w:rPr>
-        <w:t xml:space="preserve">Percorso B — Crea l'Organizzazione Cliente Direttamente</w:t>
-      </w:r>
-    </w:p>
-    <w:p>
-      <w:pPr>
-        <w:spacing w:after="60" w:before="60"/>
-      </w:pPr>
-      <w:r>
-        <w:rPr>
-          <w:rFonts w:ascii="Arial" w:cs="Arial" w:eastAsia="Arial" w:hAnsi="Arial"/>
-          <w:color w:val="0F172A"/>
-          <w:sz w:val="22"/>
-          <w:szCs w:val="22"/>
-        </w:rPr>
-        <w:t xml:space="preserve">Se lo stabilimento non ha un account CEI e vuoi configurare tutto tu stesso, puoi creare l'organizzazione per loro dalla dashboard tecnica Gestisci.</w:t>
-      </w:r>
-    </w:p>
-    <w:p>
-      <w:pPr>
-        <w:spacing w:after="0" w:before="0"/>
-      </w:pPr>
-      <w:r>
-        <w:t xml:space="preserve"/>
+        <w:t xml:space="preserve">4. Generare Report Co-Brandizzati</w:t>
       </w:r>
     </w:p>
     <w:tbl>
@@ -1561,7 +1525,6 @@
               <w:bottom w:type="dxa" w:w="100"/>
               <w:right w:type="dxa" w:w="120"/>
             </w:tcMar>
-            <w:vAlign w:val="center"/>
           </w:tcPr>
           <w:p>
             <w:pPr>
@@ -1607,7 +1570,7 @@
                 <w:sz w:val="22"/>
                 <w:szCs w:val="22"/>
               </w:rPr>
-              <w:t xml:space="preserve">Vai alla dashboard Gestisci</w:t>
+              <w:t xml:space="preserve">Apri il Portale Commercialista</w:t>
             </w:r>
           </w:p>
           <w:p>
@@ -1621,7 +1584,7 @@
                 <w:sz w:val="20"/>
                 <w:szCs w:val="20"/>
               </w:rPr>
-              <w:t xml:space="preserve">Clicca 'Dashboard tecnica →' in fondo al Portale Commercialista, o naviga su /manage.</w:t>
+              <w:t xml:space="preserve">Vai su app.carbonefficiencyintel.com/commercialista</w:t>
             </w:r>
           </w:p>
         </w:tc>
@@ -1643,7 +1606,6 @@
               <w:bottom w:type="dxa" w:w="100"/>
               <w:right w:type="dxa" w:w="120"/>
             </w:tcMar>
-            <w:vAlign w:val="center"/>
           </w:tcPr>
           <w:p>
             <w:pPr>
@@ -1689,7 +1651,7 @@
                 <w:sz w:val="22"/>
                 <w:szCs w:val="22"/>
               </w:rPr>
-              <w:t xml:space="preserve">Clicca + Aggiungi org cliente</w:t>
+              <w:t xml:space="preserve">Trova la scheda del cliente</w:t>
             </w:r>
           </w:p>
           <w:p>
@@ -1703,7 +1665,7 @@
                 <w:sz w:val="20"/>
                 <w:szCs w:val="20"/>
               </w:rPr>
-              <w:t xml:space="preserve">Trova il pulsante accanto all'intestazione Organizzazioni clienti.</w:t>
+              <w:t xml:space="preserve">Ogni stabilimento connesso appare come scheda con stato di conformita e salute dei dati.</w:t>
             </w:r>
           </w:p>
         </w:tc>
@@ -1725,7 +1687,6 @@
               <w:bottom w:type="dxa" w:w="100"/>
               <w:right w:type="dxa" w:w="120"/>
             </w:tcMar>
-            <w:vAlign w:val="center"/>
           </w:tcPr>
           <w:p>
             <w:pPr>
@@ -1771,7 +1732,7 @@
                 <w:sz w:val="22"/>
                 <w:szCs w:val="22"/>
               </w:rPr>
-              <w:t xml:space="preserve">Inserisci i dettagli</w:t>
+              <w:t xml:space="preserve">Clicca 'CBAM Exposure' o 'Compliance Check'</w:t>
             </w:r>
           </w:p>
           <w:p>
@@ -1785,7 +1746,7 @@
                 <w:sz w:val="20"/>
                 <w:szCs w:val="20"/>
               </w:rPr>
-              <w:t xml:space="preserve">Inserisci il nome dello stabilimento, la fonte energetica primaria (elettricità/gas) e la valuta.</w:t>
+              <w:t xml:space="preserve">Il pulsante genera il report in pochi secondi dai dati energetici live.</w:t>
             </w:r>
           </w:p>
         </w:tc>
@@ -1807,7 +1768,6 @@
               <w:bottom w:type="dxa" w:w="100"/>
               <w:right w:type="dxa" w:w="120"/>
             </w:tcMar>
-            <w:vAlign w:val="center"/>
           </w:tcPr>
           <w:p>
             <w:pPr>
@@ -1853,7 +1813,7 @@
                 <w:sz w:val="22"/>
                 <w:szCs w:val="22"/>
               </w:rPr>
-              <w:t xml:space="preserve">Carica le bollette</w:t>
+              <w:t xml:space="preserve">Il PDF si scarica automaticamente</w:t>
             </w:r>
           </w:p>
           <w:p>
@@ -1867,12 +1827,375 @@
                 <w:sz w:val="20"/>
                 <w:szCs w:val="20"/>
               </w:rPr>
-              <w:t xml:space="preserve">Apri l'org cliente, vai su Siti e carica i dati energetici CSV dello stabilimento.</w:t>
+              <w:t xml:space="preserve">Il PDF include il nome del tuo studio nell'intestazione — pronto da condividere.</w:t>
+            </w:r>
+          </w:p>
+        </w:tc>
+      </w:tr>
+      <w:tr>
+        <w:tc>
+          <w:tcPr>
+            <w:tcW w:type="dxa" w:w="700"/>
+            <w:tcBorders>
+              <w:top w:val="single" w:color="38BDF8" w:sz="4"/>
+              <w:left w:val="single" w:color="38BDF8" w:sz="4"/>
+              <w:bottom w:val="single" w:color="38BDF8" w:sz="4"/>
+              <w:right w:val="single" w:color="38BDF8" w:sz="4"/>
+            </w:tcBorders>
+            <w:shd w:fill="0F172A" w:val="clear"/>
+            <w:tcMar>
+              <w:top w:type="dxa" w:w="100"/>
+              <w:left w:type="dxa" w:w="120"/>
+              <w:bottom w:type="dxa" w:w="100"/>
+              <w:right w:type="dxa" w:w="120"/>
+            </w:tcMar>
+          </w:tcPr>
+          <w:p>
+            <w:pPr>
+              <w:jc w:val="center"/>
+            </w:pPr>
+            <w:r>
+              <w:rPr>
+                <w:rFonts w:ascii="Arial" w:cs="Arial" w:eastAsia="Arial" w:hAnsi="Arial"/>
+                <w:b/>
+                <w:bCs/>
+                <w:color w:val="38BDF8"/>
+                <w:sz w:val="24"/>
+                <w:szCs w:val="24"/>
+              </w:rPr>
+              <w:t xml:space="preserve">5</w:t>
+            </w:r>
+          </w:p>
+        </w:tc>
+        <w:tc>
+          <w:tcPr>
+            <w:tcW w:type="dxa" w:w="8326"/>
+            <w:tcBorders>
+              <w:top w:val="single" w:color="E2E8F0" w:sz="4"/>
+              <w:left w:val="single" w:color="E2E8F0" w:sz="4"/>
+              <w:bottom w:val="single" w:color="E2E8F0" w:sz="4"/>
+              <w:right w:val="single" w:color="E2E8F0" w:sz="4"/>
+            </w:tcBorders>
+            <w:shd w:fill="FFFFFF" w:val="clear"/>
+            <w:tcMar>
+              <w:top w:type="dxa" w:w="100"/>
+              <w:left w:type="dxa" w:w="160"/>
+              <w:bottom w:type="dxa" w:w="100"/>
+              <w:right w:type="dxa" w:w="120"/>
+            </w:tcMar>
+          </w:tcPr>
+          <w:p>
+            <w:r>
+              <w:rPr>
+                <w:rFonts w:ascii="Arial" w:cs="Arial" w:eastAsia="Arial" w:hAnsi="Arial"/>
+                <w:b/>
+                <w:bCs/>
+                <w:color w:val="0F172A"/>
+                <w:sz w:val="22"/>
+                <w:szCs w:val="22"/>
+              </w:rPr>
+              <w:t xml:space="preserve">Condividi con il cliente</w:t>
+            </w:r>
+          </w:p>
+          <w:p>
+            <w:pPr>
+              <w:spacing w:after="0" w:before="40"/>
+            </w:pPr>
+            <w:r>
+              <w:rPr>
+                <w:rFonts w:ascii="Arial" w:cs="Arial" w:eastAsia="Arial" w:hAnsi="Arial"/>
+                <w:color w:val="64748B"/>
+                <w:sz w:val="20"/>
+                <w:szCs w:val="20"/>
+              </w:rPr>
+              <w:t xml:space="preserve">Allega a un'email, presenta in riunione o includi in un pacchetto di consulenza fiscale.</w:t>
             </w:r>
           </w:p>
         </w:tc>
       </w:tr>
     </w:tbl>
+    <w:p>
+      <w:pPr>
+        <w:spacing w:after="0" w:before="0"/>
+      </w:pPr>
+      <w:r>
+        <w:t xml:space="preserve"/>
+      </w:r>
+    </w:p>
+    <w:p>
+      <w:pPr>
+        <w:pStyle w:val="Heading2"/>
+        <w:spacing w:after="120" w:before="300"/>
+      </w:pPr>
+      <w:r>
+        <w:rPr>
+          <w:rFonts w:ascii="Arial" w:cs="Arial" w:eastAsia="Arial" w:hAnsi="Arial"/>
+          <w:b/>
+          <w:bCs/>
+          <w:color w:val="0F172A"/>
+          <w:sz w:val="26"/>
+          <w:szCs w:val="26"/>
+        </w:rPr>
+        <w:t xml:space="preserve">Cosa Contiene Ogni Report</w:t>
+      </w:r>
+    </w:p>
+    <w:p>
+      <w:pPr>
+        <w:spacing w:after="0" w:before="0"/>
+      </w:pPr>
+      <w:r>
+        <w:t xml:space="preserve"/>
+      </w:r>
+    </w:p>
+    <w:p>
+      <w:pPr>
+        <w:spacing w:after="80" w:before="240"/>
+      </w:pPr>
+      <w:r>
+        <w:rPr>
+          <w:rFonts w:ascii="Arial" w:cs="Arial" w:eastAsia="Arial" w:hAnsi="Arial"/>
+          <w:b/>
+          <w:bCs/>
+          <w:color w:val="64748B"/>
+          <w:sz w:val="22"/>
+          <w:szCs w:val="22"/>
+        </w:rPr>
+        <w:t xml:space="preserve">Sintesi Esposizione CBAM (3 pagine)</w:t>
+      </w:r>
+    </w:p>
+    <w:p>
+      <w:pPr>
+        <w:pStyle w:val="ListParagraph"/>
+        <w:numPr>
+          <w:ilvl w:val="0"/>
+          <w:numId w:val="2"/>
+        </w:numPr>
+        <w:spacing w:after="40" w:before="40"/>
+      </w:pPr>
+      <w:r>
+        <w:rPr>
+          <w:rFonts w:ascii="Arial" w:cs="Arial" w:eastAsia="Arial" w:hAnsi="Arial"/>
+          <w:color w:val="0F172A"/>
+          <w:sz w:val="22"/>
+          <w:szCs w:val="22"/>
+        </w:rPr>
+        <w:t xml:space="preserve">Sintesi in linguaggio semplice: posizione CO2 ed esposizione finanziaria in euro</w:t>
+      </w:r>
+    </w:p>
+    <w:p>
+      <w:pPr>
+        <w:pStyle w:val="ListParagraph"/>
+        <w:numPr>
+          <w:ilvl w:val="0"/>
+          <w:numId w:val="2"/>
+        </w:numPr>
+        <w:spacing w:after="40" w:before="40"/>
+      </w:pPr>
+      <w:r>
+        <w:rPr>
+          <w:rFonts w:ascii="Arial" w:cs="Arial" w:eastAsia="Arial" w:hAnsi="Arial"/>
+          <w:color w:val="0F172A"/>
+          <w:sz w:val="22"/>
+          <w:szCs w:val="22"/>
+        </w:rPr>
+        <w:t xml:space="preserve">Tabella posizione CBAM ed ETS: CO2 verificato, proiettato annuale, quota gratuita, surplus/deficit ETS</w:t>
+      </w:r>
+    </w:p>
+    <w:p>
+      <w:pPr>
+        <w:pStyle w:val="ListParagraph"/>
+        <w:numPr>
+          <w:ilvl w:val="0"/>
+          <w:numId w:val="2"/>
+        </w:numPr>
+        <w:spacing w:after="40" w:before="40"/>
+      </w:pPr>
+      <w:r>
+        <w:rPr>
+          <w:rFonts w:ascii="Arial" w:cs="Arial" w:eastAsia="Arial" w:hAnsi="Arial"/>
+          <w:color w:val="0F172A"/>
+          <w:sz w:val="22"/>
+          <w:szCs w:val="22"/>
+        </w:rPr>
+        <w:t xml:space="preserve">Valori predefiniti vs. baseline verificata: costo del dichiarare senza una baseline verificata</w:t>
+      </w:r>
+    </w:p>
+    <w:p>
+      <w:pPr>
+        <w:pStyle w:val="ListParagraph"/>
+        <w:numPr>
+          <w:ilvl w:val="0"/>
+          <w:numId w:val="2"/>
+        </w:numPr>
+        <w:spacing w:after="40" w:before="40"/>
+      </w:pPr>
+      <w:r>
+        <w:rPr>
+          <w:rFonts w:ascii="Arial" w:cs="Arial" w:eastAsia="Arial" w:hAnsi="Arial"/>
+          <w:color w:val="0F172A"/>
+          <w:sz w:val="22"/>
+          <w:szCs w:val="22"/>
+        </w:rPr>
+        <w:t xml:space="preserve">Posizione Benchmark Settoriale UE: Rosso/Giallo/Verde vs. media UE</w:t>
+      </w:r>
+    </w:p>
+    <w:p>
+      <w:pPr>
+        <w:pStyle w:val="ListParagraph"/>
+        <w:numPr>
+          <w:ilvl w:val="0"/>
+          <w:numId w:val="2"/>
+        </w:numPr>
+        <w:spacing w:after="40" w:before="40"/>
+      </w:pPr>
+      <w:r>
+        <w:rPr>
+          <w:rFonts w:ascii="Arial" w:cs="Arial" w:eastAsia="Arial" w:hAnsi="Arial"/>
+          <w:color w:val="0F172A"/>
+          <w:sz w:val="22"/>
+          <w:szCs w:val="22"/>
+        </w:rPr>
+        <w:t xml:space="preserve">Calendario Conformita CBAM: scadenze chiave fino a settembre 2027</w:t>
+      </w:r>
+    </w:p>
+    <w:p>
+      <w:pPr>
+        <w:pStyle w:val="ListParagraph"/>
+        <w:numPr>
+          <w:ilvl w:val="0"/>
+          <w:numId w:val="2"/>
+        </w:numPr>
+        <w:spacing w:after="40" w:before="40"/>
+      </w:pPr>
+      <w:r>
+        <w:rPr>
+          <w:rFonts w:ascii="Arial" w:cs="Arial" w:eastAsia="Arial" w:hAnsi="Arial"/>
+          <w:color w:val="0F172A"/>
+          <w:sz w:val="22"/>
+          <w:szCs w:val="22"/>
+        </w:rPr>
+        <w:t xml:space="preserve">Azioni Raccomandate: tabella azioni prioritizzate con scadenze</w:t>
+      </w:r>
+    </w:p>
+    <w:p>
+      <w:pPr>
+        <w:pStyle w:val="ListParagraph"/>
+        <w:numPr>
+          <w:ilvl w:val="0"/>
+          <w:numId w:val="2"/>
+        </w:numPr>
+        <w:spacing w:after="40" w:before="40"/>
+      </w:pPr>
+      <w:r>
+        <w:rPr>
+          <w:rFonts w:ascii="Arial" w:cs="Arial" w:eastAsia="Arial" w:hAnsi="Arial"/>
+          <w:color w:val="0F172A"/>
+          <w:sz w:val="22"/>
+          <w:szCs w:val="22"/>
+        </w:rPr>
+        <w:t xml:space="preserve">Blocco Firma Professionale: riga firma per il tuo studio</w:t>
+      </w:r>
+    </w:p>
+    <w:p>
+      <w:pPr>
+        <w:spacing w:after="0" w:before="0"/>
+      </w:pPr>
+      <w:r>
+        <w:t xml:space="preserve"/>
+      </w:r>
+    </w:p>
+    <w:p>
+      <w:pPr>
+        <w:spacing w:after="80" w:before="240"/>
+      </w:pPr>
+      <w:r>
+        <w:rPr>
+          <w:rFonts w:ascii="Arial" w:cs="Arial" w:eastAsia="Arial" w:hAnsi="Arial"/>
+          <w:b/>
+          <w:bCs/>
+          <w:color w:val="64748B"/>
+          <w:sz w:val="22"/>
+          <w:szCs w:val="22"/>
+        </w:rPr>
+        <w:t xml:space="preserve">Valutazione Conformita (4 pagine)</w:t>
+      </w:r>
+    </w:p>
+    <w:p>
+      <w:pPr>
+        <w:pStyle w:val="ListParagraph"/>
+        <w:numPr>
+          <w:ilvl w:val="0"/>
+          <w:numId w:val="2"/>
+        </w:numPr>
+        <w:spacing w:after="40" w:before="40"/>
+      </w:pPr>
+      <w:r>
+        <w:rPr>
+          <w:rFonts w:ascii="Arial" w:cs="Arial" w:eastAsia="Arial" w:hAnsi="Arial"/>
+          <w:color w:val="0F172A"/>
+          <w:sz w:val="22"/>
+          <w:szCs w:val="22"/>
+        </w:rPr>
+        <w:t xml:space="preserve">Punteggio Complessivo: 0-100 con stato Rosso/Giallo/Verde</w:t>
+      </w:r>
+    </w:p>
+    <w:p>
+      <w:pPr>
+        <w:pStyle w:val="ListParagraph"/>
+        <w:numPr>
+          <w:ilvl w:val="0"/>
+          <w:numId w:val="2"/>
+        </w:numPr>
+        <w:spacing w:after="40" w:before="40"/>
+      </w:pPr>
+      <w:r>
+        <w:rPr>
+          <w:rFonts w:ascii="Arial" w:cs="Arial" w:eastAsia="Arial" w:hAnsi="Arial"/>
+          <w:color w:val="0F172A"/>
+          <w:sz w:val="22"/>
+          <w:szCs w:val="22"/>
+        </w:rPr>
+        <w:t xml:space="preserve">Scorecard 7 aree con rilievo e azione raccomandata per area</w:t>
+      </w:r>
+    </w:p>
+    <w:p>
+      <w:pPr>
+        <w:pStyle w:val="ListParagraph"/>
+        <w:numPr>
+          <w:ilvl w:val="0"/>
+          <w:numId w:val="2"/>
+        </w:numPr>
+        <w:spacing w:after="40" w:before="40"/>
+      </w:pPr>
+      <w:r>
+        <w:rPr>
+          <w:rFonts w:ascii="Arial" w:cs="Arial" w:eastAsia="Arial" w:hAnsi="Arial"/>
+          <w:color w:val="0F172A"/>
+          <w:sz w:val="22"/>
+          <w:szCs w:val="22"/>
+        </w:rPr>
+        <w:t xml:space="preserve">Piano Azioni Prioritarie: ordinato per urgenza</w:t>
+      </w:r>
+    </w:p>
+    <w:p>
+      <w:pPr>
+        <w:pStyle w:val="ListParagraph"/>
+        <w:numPr>
+          <w:ilvl w:val="0"/>
+          <w:numId w:val="2"/>
+        </w:numPr>
+        <w:spacing w:after="40" w:before="40"/>
+      </w:pPr>
+      <w:r>
+        <w:rPr>
+          <w:rFonts w:ascii="Arial" w:cs="Arial" w:eastAsia="Arial" w:hAnsi="Arial"/>
+          <w:color w:val="0F172A"/>
+          <w:sz w:val="22"/>
+          <w:szCs w:val="22"/>
+        </w:rPr>
+        <w:t xml:space="preserve">Blocco Firma Professionale: riga firma per il tuo studio</w:t>
+      </w:r>
+    </w:p>
     <w:p>
       <w:pPr>
         <w:spacing w:after="0" w:before="0"/>
@@ -1906,514 +2229,7 @@
           <w:sz w:val="32"/>
           <w:szCs w:val="32"/>
         </w:rPr>
-        <w:t xml:space="preserve">4. Generare Report Co-Brandizzati</w:t>
-      </w:r>
-    </w:p>
-    <w:p>
-      <w:pPr>
-        <w:spacing w:after="60" w:before="60"/>
-      </w:pPr>
-      <w:r>
-        <w:rPr>
-          <w:rFonts w:ascii="Arial" w:cs="Arial" w:eastAsia="Arial" w:hAnsi="Arial"/>
-          <w:color w:val="0F172A"/>
-          <w:sz w:val="22"/>
-          <w:szCs w:val="22"/>
-        </w:rPr>
-        <w:t xml:space="preserve">Una volta che uno stabilimento è collegato al tuo account e ha dati energetici, puoi generare report dal tuo Portale Commercialista con un clic.</w:t>
-      </w:r>
-    </w:p>
-    <w:p>
-      <w:pPr>
-        <w:spacing w:after="0" w:before="0"/>
-      </w:pPr>
-      <w:r>
-        <w:t xml:space="preserve"/>
-      </w:r>
-    </w:p>
-    <w:tbl>
-      <w:tblPr>
-        <w:tblW w:type="dxa" w:w="9026"/>
-        <w:tblBorders>
-          <w:top w:val="single" w:color="auto" w:sz="4"/>
-          <w:left w:val="single" w:color="auto" w:sz="4"/>
-          <w:bottom w:val="single" w:color="auto" w:sz="4"/>
-          <w:right w:val="single" w:color="auto" w:sz="4"/>
-          <w:insideH w:val="single" w:color="auto" w:sz="4"/>
-          <w:insideV w:val="single" w:color="auto" w:sz="4"/>
-        </w:tblBorders>
-      </w:tblPr>
-      <w:tblGrid>
-        <w:gridCol w:w="700"/>
-        <w:gridCol w:w="8326"/>
-      </w:tblGrid>
-      <w:tr>
-        <w:tc>
-          <w:tcPr>
-            <w:tcW w:type="dxa" w:w="700"/>
-            <w:tcBorders>
-              <w:top w:val="single" w:color="38BDF8" w:sz="4"/>
-              <w:left w:val="single" w:color="38BDF8" w:sz="4"/>
-              <w:bottom w:val="single" w:color="38BDF8" w:sz="4"/>
-              <w:right w:val="single" w:color="38BDF8" w:sz="4"/>
-            </w:tcBorders>
-            <w:shd w:fill="0F172A" w:val="clear"/>
-            <w:tcMar>
-              <w:top w:type="dxa" w:w="100"/>
-              <w:left w:type="dxa" w:w="120"/>
-              <w:bottom w:type="dxa" w:w="100"/>
-              <w:right w:type="dxa" w:w="120"/>
-            </w:tcMar>
-            <w:vAlign w:val="center"/>
-          </w:tcPr>
-          <w:p>
-            <w:pPr>
-              <w:jc w:val="center"/>
-            </w:pPr>
-            <w:r>
-              <w:rPr>
-                <w:rFonts w:ascii="Arial" w:cs="Arial" w:eastAsia="Arial" w:hAnsi="Arial"/>
-                <w:b/>
-                <w:bCs/>
-                <w:color w:val="38BDF8"/>
-                <w:sz w:val="24"/>
-                <w:szCs w:val="24"/>
-              </w:rPr>
-              <w:t xml:space="preserve">1</w:t>
-            </w:r>
-          </w:p>
-        </w:tc>
-        <w:tc>
-          <w:tcPr>
-            <w:tcW w:type="dxa" w:w="8326"/>
-            <w:tcBorders>
-              <w:top w:val="single" w:color="E2E8F0" w:sz="4"/>
-              <w:left w:val="single" w:color="E2E8F0" w:sz="4"/>
-              <w:bottom w:val="single" w:color="E2E8F0" w:sz="4"/>
-              <w:right w:val="single" w:color="E2E8F0" w:sz="4"/>
-            </w:tcBorders>
-            <w:shd w:fill="FFFFFF" w:val="clear"/>
-            <w:tcMar>
-              <w:top w:type="dxa" w:w="100"/>
-              <w:left w:type="dxa" w:w="160"/>
-              <w:bottom w:type="dxa" w:w="100"/>
-              <w:right w:type="dxa" w:w="120"/>
-            </w:tcMar>
-          </w:tcPr>
-          <w:p>
-            <w:r>
-              <w:rPr>
-                <w:rFonts w:ascii="Arial" w:cs="Arial" w:eastAsia="Arial" w:hAnsi="Arial"/>
-                <w:b/>
-                <w:bCs/>
-                <w:color w:val="0F172A"/>
-                <w:sz w:val="22"/>
-                <w:szCs w:val="22"/>
-              </w:rPr>
-              <w:t xml:space="preserve">Apri il Portale Commercialista</w:t>
-            </w:r>
-          </w:p>
-          <w:p>
-            <w:pPr>
-              <w:spacing w:after="0" w:before="40"/>
-            </w:pPr>
-            <w:r>
-              <w:rPr>
-                <w:rFonts w:ascii="Arial" w:cs="Arial" w:eastAsia="Arial" w:hAnsi="Arial"/>
-                <w:color w:val="64748B"/>
-                <w:sz w:val="20"/>
-                <w:szCs w:val="20"/>
-              </w:rPr>
-              <w:t xml:space="preserve">Vai su app.carbonefficiencyintel.com/commercialista</w:t>
-            </w:r>
-          </w:p>
-        </w:tc>
-      </w:tr>
-      <w:tr>
-        <w:tc>
-          <w:tcPr>
-            <w:tcW w:type="dxa" w:w="700"/>
-            <w:tcBorders>
-              <w:top w:val="single" w:color="38BDF8" w:sz="4"/>
-              <w:left w:val="single" w:color="38BDF8" w:sz="4"/>
-              <w:bottom w:val="single" w:color="38BDF8" w:sz="4"/>
-              <w:right w:val="single" w:color="38BDF8" w:sz="4"/>
-            </w:tcBorders>
-            <w:shd w:fill="0F172A" w:val="clear"/>
-            <w:tcMar>
-              <w:top w:type="dxa" w:w="100"/>
-              <w:left w:type="dxa" w:w="120"/>
-              <w:bottom w:type="dxa" w:w="100"/>
-              <w:right w:type="dxa" w:w="120"/>
-            </w:tcMar>
-            <w:vAlign w:val="center"/>
-          </w:tcPr>
-          <w:p>
-            <w:pPr>
-              <w:jc w:val="center"/>
-            </w:pPr>
-            <w:r>
-              <w:rPr>
-                <w:rFonts w:ascii="Arial" w:cs="Arial" w:eastAsia="Arial" w:hAnsi="Arial"/>
-                <w:b/>
-                <w:bCs/>
-                <w:color w:val="38BDF8"/>
-                <w:sz w:val="24"/>
-                <w:szCs w:val="24"/>
-              </w:rPr>
-              <w:t xml:space="preserve">2</w:t>
-            </w:r>
-          </w:p>
-        </w:tc>
-        <w:tc>
-          <w:tcPr>
-            <w:tcW w:type="dxa" w:w="8326"/>
-            <w:tcBorders>
-              <w:top w:val="single" w:color="E2E8F0" w:sz="4"/>
-              <w:left w:val="single" w:color="E2E8F0" w:sz="4"/>
-              <w:bottom w:val="single" w:color="E2E8F0" w:sz="4"/>
-              <w:right w:val="single" w:color="E2E8F0" w:sz="4"/>
-            </w:tcBorders>
-            <w:shd w:fill="F8FAFC" w:val="clear"/>
-            <w:tcMar>
-              <w:top w:type="dxa" w:w="100"/>
-              <w:left w:type="dxa" w:w="160"/>
-              <w:bottom w:type="dxa" w:w="100"/>
-              <w:right w:type="dxa" w:w="120"/>
-            </w:tcMar>
-          </w:tcPr>
-          <w:p>
-            <w:r>
-              <w:rPr>
-                <w:rFonts w:ascii="Arial" w:cs="Arial" w:eastAsia="Arial" w:hAnsi="Arial"/>
-                <w:b/>
-                <w:bCs/>
-                <w:color w:val="0F172A"/>
-                <w:sz w:val="22"/>
-                <w:szCs w:val="22"/>
-              </w:rPr>
-              <w:t xml:space="preserve">Trova la scheda del cliente</w:t>
-            </w:r>
-          </w:p>
-          <w:p>
-            <w:pPr>
-              <w:spacing w:after="0" w:before="40"/>
-            </w:pPr>
-            <w:r>
-              <w:rPr>
-                <w:rFonts w:ascii="Arial" w:cs="Arial" w:eastAsia="Arial" w:hAnsi="Arial"/>
-                <w:color w:val="64748B"/>
-                <w:sz w:val="20"/>
-                <w:szCs w:val="20"/>
-              </w:rPr>
-              <w:t xml:space="preserve">Ogni stabilimento connesso appare come scheda con stato di conformità e salute dei dati.</w:t>
-            </w:r>
-          </w:p>
-        </w:tc>
-      </w:tr>
-      <w:tr>
-        <w:tc>
-          <w:tcPr>
-            <w:tcW w:type="dxa" w:w="700"/>
-            <w:tcBorders>
-              <w:top w:val="single" w:color="38BDF8" w:sz="4"/>
-              <w:left w:val="single" w:color="38BDF8" w:sz="4"/>
-              <w:bottom w:val="single" w:color="38BDF8" w:sz="4"/>
-              <w:right w:val="single" w:color="38BDF8" w:sz="4"/>
-            </w:tcBorders>
-            <w:shd w:fill="0F172A" w:val="clear"/>
-            <w:tcMar>
-              <w:top w:type="dxa" w:w="100"/>
-              <w:left w:type="dxa" w:w="120"/>
-              <w:bottom w:type="dxa" w:w="100"/>
-              <w:right w:type="dxa" w:w="120"/>
-            </w:tcMar>
-            <w:vAlign w:val="center"/>
-          </w:tcPr>
-          <w:p>
-            <w:pPr>
-              <w:jc w:val="center"/>
-            </w:pPr>
-            <w:r>
-              <w:rPr>
-                <w:rFonts w:ascii="Arial" w:cs="Arial" w:eastAsia="Arial" w:hAnsi="Arial"/>
-                <w:b/>
-                <w:bCs/>
-                <w:color w:val="38BDF8"/>
-                <w:sz w:val="24"/>
-                <w:szCs w:val="24"/>
-              </w:rPr>
-              <w:t xml:space="preserve">3</w:t>
-            </w:r>
-          </w:p>
-        </w:tc>
-        <w:tc>
-          <w:tcPr>
-            <w:tcW w:type="dxa" w:w="8326"/>
-            <w:tcBorders>
-              <w:top w:val="single" w:color="E2E8F0" w:sz="4"/>
-              <w:left w:val="single" w:color="E2E8F0" w:sz="4"/>
-              <w:bottom w:val="single" w:color="E2E8F0" w:sz="4"/>
-              <w:right w:val="single" w:color="E2E8F0" w:sz="4"/>
-            </w:tcBorders>
-            <w:shd w:fill="FFFFFF" w:val="clear"/>
-            <w:tcMar>
-              <w:top w:type="dxa" w:w="100"/>
-              <w:left w:type="dxa" w:w="160"/>
-              <w:bottom w:type="dxa" w:w="100"/>
-              <w:right w:type="dxa" w:w="120"/>
-            </w:tcMar>
-          </w:tcPr>
-          <w:p>
-            <w:r>
-              <w:rPr>
-                <w:rFonts w:ascii="Arial" w:cs="Arial" w:eastAsia="Arial" w:hAnsi="Arial"/>
-                <w:b/>
-                <w:bCs/>
-                <w:color w:val="0F172A"/>
-                <w:sz w:val="22"/>
-                <w:szCs w:val="22"/>
-              </w:rPr>
-              <w:t xml:space="preserve">Clicca 'CBAM Exposure' o 'Compliance Check'</w:t>
-            </w:r>
-          </w:p>
-          <w:p>
-            <w:pPr>
-              <w:spacing w:after="0" w:before="40"/>
-            </w:pPr>
-            <w:r>
-              <w:rPr>
-                <w:rFonts w:ascii="Arial" w:cs="Arial" w:eastAsia="Arial" w:hAnsi="Arial"/>
-                <w:color w:val="64748B"/>
-                <w:sz w:val="20"/>
-                <w:szCs w:val="20"/>
-              </w:rPr>
-              <w:t xml:space="preserve">Il pulsante genera il report in pochi secondi dai dati energetici live dello stabilimento.</w:t>
-            </w:r>
-          </w:p>
-        </w:tc>
-      </w:tr>
-      <w:tr>
-        <w:tc>
-          <w:tcPr>
-            <w:tcW w:type="dxa" w:w="700"/>
-            <w:tcBorders>
-              <w:top w:val="single" w:color="38BDF8" w:sz="4"/>
-              <w:left w:val="single" w:color="38BDF8" w:sz="4"/>
-              <w:bottom w:val="single" w:color="38BDF8" w:sz="4"/>
-              <w:right w:val="single" w:color="38BDF8" w:sz="4"/>
-            </w:tcBorders>
-            <w:shd w:fill="0F172A" w:val="clear"/>
-            <w:tcMar>
-              <w:top w:type="dxa" w:w="100"/>
-              <w:left w:type="dxa" w:w="120"/>
-              <w:bottom w:type="dxa" w:w="100"/>
-              <w:right w:type="dxa" w:w="120"/>
-            </w:tcMar>
-            <w:vAlign w:val="center"/>
-          </w:tcPr>
-          <w:p>
-            <w:pPr>
-              <w:jc w:val="center"/>
-            </w:pPr>
-            <w:r>
-              <w:rPr>
-                <w:rFonts w:ascii="Arial" w:cs="Arial" w:eastAsia="Arial" w:hAnsi="Arial"/>
-                <w:b/>
-                <w:bCs/>
-                <w:color w:val="38BDF8"/>
-                <w:sz w:val="24"/>
-                <w:szCs w:val="24"/>
-              </w:rPr>
-              <w:t xml:space="preserve">4</w:t>
-            </w:r>
-          </w:p>
-        </w:tc>
-        <w:tc>
-          <w:tcPr>
-            <w:tcW w:type="dxa" w:w="8326"/>
-            <w:tcBorders>
-              <w:top w:val="single" w:color="E2E8F0" w:sz="4"/>
-              <w:left w:val="single" w:color="E2E8F0" w:sz="4"/>
-              <w:bottom w:val="single" w:color="E2E8F0" w:sz="4"/>
-              <w:right w:val="single" w:color="E2E8F0" w:sz="4"/>
-            </w:tcBorders>
-            <w:shd w:fill="F8FAFC" w:val="clear"/>
-            <w:tcMar>
-              <w:top w:type="dxa" w:w="100"/>
-              <w:left w:type="dxa" w:w="160"/>
-              <w:bottom w:type="dxa" w:w="100"/>
-              <w:right w:type="dxa" w:w="120"/>
-            </w:tcMar>
-          </w:tcPr>
-          <w:p>
-            <w:r>
-              <w:rPr>
-                <w:rFonts w:ascii="Arial" w:cs="Arial" w:eastAsia="Arial" w:hAnsi="Arial"/>
-                <w:b/>
-                <w:bCs/>
-                <w:color w:val="0F172A"/>
-                <w:sz w:val="22"/>
-                <w:szCs w:val="22"/>
-              </w:rPr>
-              <w:t xml:space="preserve">Il PDF si scarica automaticamente</w:t>
-            </w:r>
-          </w:p>
-          <w:p>
-            <w:pPr>
-              <w:spacing w:after="0" w:before="40"/>
-            </w:pPr>
-            <w:r>
-              <w:rPr>
-                <w:rFonts w:ascii="Arial" w:cs="Arial" w:eastAsia="Arial" w:hAnsi="Arial"/>
-                <w:color w:val="64748B"/>
-                <w:sz w:val="20"/>
-                <w:szCs w:val="20"/>
-              </w:rPr>
-              <w:t xml:space="preserve">Il PDF include il nome del tuo studio nell'intestazione e 'A product of Carbon Efficiency Intelligence' nel footer.</w:t>
-            </w:r>
-          </w:p>
-        </w:tc>
-      </w:tr>
-      <w:tr>
-        <w:tc>
-          <w:tcPr>
-            <w:tcW w:type="dxa" w:w="700"/>
-            <w:tcBorders>
-              <w:top w:val="single" w:color="38BDF8" w:sz="4"/>
-              <w:left w:val="single" w:color="38BDF8" w:sz="4"/>
-              <w:bottom w:val="single" w:color="38BDF8" w:sz="4"/>
-              <w:right w:val="single" w:color="38BDF8" w:sz="4"/>
-            </w:tcBorders>
-            <w:shd w:fill="0F172A" w:val="clear"/>
-            <w:tcMar>
-              <w:top w:type="dxa" w:w="100"/>
-              <w:left w:type="dxa" w:w="120"/>
-              <w:bottom w:type="dxa" w:w="100"/>
-              <w:right w:type="dxa" w:w="120"/>
-            </w:tcMar>
-            <w:vAlign w:val="center"/>
-          </w:tcPr>
-          <w:p>
-            <w:pPr>
-              <w:jc w:val="center"/>
-            </w:pPr>
-            <w:r>
-              <w:rPr>
-                <w:rFonts w:ascii="Arial" w:cs="Arial" w:eastAsia="Arial" w:hAnsi="Arial"/>
-                <w:b/>
-                <w:bCs/>
-                <w:color w:val="38BDF8"/>
-                <w:sz w:val="24"/>
-                <w:szCs w:val="24"/>
-              </w:rPr>
-              <w:t xml:space="preserve">5</w:t>
-            </w:r>
-          </w:p>
-        </w:tc>
-        <w:tc>
-          <w:tcPr>
-            <w:tcW w:type="dxa" w:w="8326"/>
-            <w:tcBorders>
-              <w:top w:val="single" w:color="E2E8F0" w:sz="4"/>
-              <w:left w:val="single" w:color="E2E8F0" w:sz="4"/>
-              <w:bottom w:val="single" w:color="E2E8F0" w:sz="4"/>
-              <w:right w:val="single" w:color="E2E8F0" w:sz="4"/>
-            </w:tcBorders>
-            <w:shd w:fill="FFFFFF" w:val="clear"/>
-            <w:tcMar>
-              <w:top w:type="dxa" w:w="100"/>
-              <w:left w:type="dxa" w:w="160"/>
-              <w:bottom w:type="dxa" w:w="100"/>
-              <w:right w:type="dxa" w:w="120"/>
-            </w:tcMar>
-          </w:tcPr>
-          <w:p>
-            <w:r>
-              <w:rPr>
-                <w:rFonts w:ascii="Arial" w:cs="Arial" w:eastAsia="Arial" w:hAnsi="Arial"/>
-                <w:b/>
-                <w:bCs/>
-                <w:color w:val="0F172A"/>
-                <w:sz w:val="22"/>
-                <w:szCs w:val="22"/>
-              </w:rPr>
-              <w:t xml:space="preserve">Condividi con il cliente</w:t>
-            </w:r>
-          </w:p>
-          <w:p>
-            <w:pPr>
-              <w:spacing w:after="0" w:before="40"/>
-            </w:pPr>
-            <w:r>
-              <w:rPr>
-                <w:rFonts w:ascii="Arial" w:cs="Arial" w:eastAsia="Arial" w:hAnsi="Arial"/>
-                <w:color w:val="64748B"/>
-                <w:sz w:val="20"/>
-                <w:szCs w:val="20"/>
-              </w:rPr>
-              <w:t xml:space="preserve">Il PDF è pronto da allegare a un'email, presentare in una riunione o includere in un pacchetto di consulenza fiscale.</w:t>
-            </w:r>
-          </w:p>
-        </w:tc>
-      </w:tr>
-    </w:tbl>
-    <w:p>
-      <w:pPr>
-        <w:spacing w:after="0" w:before="0"/>
-      </w:pPr>
-      <w:r>
-        <w:t xml:space="preserve"/>
-      </w:r>
-    </w:p>
-    <w:p>
-      <w:pPr>
-        <w:spacing w:after="0" w:before="0"/>
-      </w:pPr>
-      <w:r>
-        <w:t xml:space="preserve"/>
-      </w:r>
-    </w:p>
-    <w:p>
-      <w:pPr>
-        <w:pStyle w:val="Heading1"/>
-        <w:pBdr>
-          <w:bottom w:val="single" w:color="38BDF8" w:sz="6" w:space="4"/>
-        </w:pBdr>
-        <w:spacing w:after="180" w:before="360"/>
-      </w:pPr>
-      <w:r>
-        <w:rPr>
-          <w:rFonts w:ascii="Arial" w:cs="Arial" w:eastAsia="Arial" w:hAnsi="Arial"/>
-          <w:b/>
-          <w:bCs/>
-          <w:color w:val="0F172A"/>
-          <w:sz w:val="32"/>
-          <w:szCs w:val="32"/>
-        </w:rPr>
-        <w:t xml:space="preserve">5. Interpretare lo Stato di Conformità</w:t>
-      </w:r>
-    </w:p>
-    <w:p>
-      <w:pPr>
-        <w:spacing w:after="60" w:before="60"/>
-      </w:pPr>
-      <w:r>
-        <w:rPr>
-          <w:rFonts w:ascii="Arial" w:cs="Arial" w:eastAsia="Arial" w:hAnsi="Arial"/>
-          <w:color w:val="0F172A"/>
-          <w:sz w:val="22"/>
-          <w:szCs w:val="22"/>
-        </w:rPr>
-        <w:t xml:space="preserve">Ogni scheda cliente nel tuo portale mostra un badge di stato di conformità derivato dai dati disponibili.</w:t>
-      </w:r>
-    </w:p>
-    <w:p>
-      <w:pPr>
-        <w:spacing w:after="0" w:before="0"/>
-      </w:pPr>
-      <w:r>
-        <w:t xml:space="preserve"/>
+        <w:t xml:space="preserve">5. Interpretare lo Stato di Conformita</w:t>
       </w:r>
     </w:p>
     <w:tbl>
@@ -2555,7 +2371,7 @@
                 <w:sz w:val="20"/>
                 <w:szCs w:val="20"/>
               </w:rPr>
-              <w:t xml:space="preserve">PARZIALE — Alcuni elementi sono a posto ma ci sono lacune. Tipico: finestra dati 30-89 giorni, o posizione ETS non calcolata.</w:t>
+              <w:t xml:space="preserve">PARZIALE — Alcuni elementi a posto ma ci sono lacune. Tipico: finestra dati 30-89 giorni, o posizione ETS non calcolata.</w:t>
             </w:r>
           </w:p>
         </w:tc>
@@ -2619,62 +2435,7 @@
                 <w:sz w:val="20"/>
                 <w:szCs w:val="20"/>
               </w:rPr>
-              <w:t xml:space="preserve">A RISCHIO — Lacune critiche identificate. Lo stabilimento non può presentare una dichiarazione CBAM conforme senza azione immediata.</w:t>
-            </w:r>
-          </w:p>
-        </w:tc>
-      </w:tr>
-    </w:tbl>
-    <w:p>
-      <w:pPr>
-        <w:spacing w:after="0" w:before="0"/>
-      </w:pPr>
-      <w:r>
-        <w:t xml:space="preserve"/>
-      </w:r>
-    </w:p>
-    <w:tbl>
-      <w:tblPr>
-        <w:tblW w:type="dxa" w:w="9026"/>
-        <w:tblBorders>
-          <w:top w:val="single" w:color="auto" w:sz="4"/>
-          <w:left w:val="single" w:color="auto" w:sz="4"/>
-          <w:bottom w:val="single" w:color="auto" w:sz="4"/>
-          <w:right w:val="single" w:color="auto" w:sz="4"/>
-          <w:insideH w:val="single" w:color="auto" w:sz="4"/>
-          <w:insideV w:val="single" w:color="auto" w:sz="4"/>
-        </w:tblBorders>
-      </w:tblPr>
-      <w:tblGrid>
-        <w:gridCol w:w="9026"/>
-      </w:tblGrid>
-      <w:tr>
-        <w:tc>
-          <w:tcPr>
-            <w:tcW w:type="dxa" w:w="9026"/>
-            <w:tcBorders>
-              <w:top w:val="single" w:color="38BDF8" w:sz="4"/>
-              <w:left w:val="single" w:color="38BDF8" w:sz="16"/>
-              <w:bottom w:val="single" w:color="38BDF8" w:sz="4"/>
-              <w:right w:val="single" w:color="38BDF8" w:sz="4"/>
-            </w:tcBorders>
-            <w:shd w:fill="F0F9FF" w:val="clear"/>
-            <w:tcMar>
-              <w:top w:type="dxa" w:w="100"/>
-              <w:left w:type="dxa" w:w="200"/>
-              <w:bottom w:type="dxa" w:w="100"/>
-              <w:right w:type="dxa" w:w="160"/>
-            </w:tcMar>
-          </w:tcPr>
-          <w:p>
-            <w:r>
-              <w:rPr>
-                <w:rFonts w:ascii="Arial" w:cs="Arial" w:eastAsia="Arial" w:hAnsi="Arial"/>
-                <w:color w:val="0F172A"/>
-                <w:sz w:val="20"/>
-                <w:szCs w:val="20"/>
-              </w:rPr>
-              <w:t xml:space="preserve">Lo stato di conformità è la valutazione CEI basata sui dati disponibili. È un segnale di prodotto, non una certificazione legale. Per le dichiarazioni CBAM ufficiali, lo stabilimento deve presentare con il proprio verificatore autorizzato.</w:t>
+              <w:t xml:space="preserve">A RISCHIO — Lacune critiche. Lo stabilimento non puo presentare una dichiarazione CBAM conforme senza azione immediata.</w:t>
             </w:r>
           </w:p>
         </w:tc>
@@ -2714,28 +2475,6 @@
           <w:szCs w:val="32"/>
         </w:rPr>
         <w:t xml:space="preserve">6. Concetti Chiave CBAM e ETS</w:t>
-      </w:r>
-    </w:p>
-    <w:p>
-      <w:pPr>
-        <w:spacing w:after="60" w:before="60"/>
-      </w:pPr>
-      <w:r>
-        <w:rPr>
-          <w:rFonts w:ascii="Arial" w:cs="Arial" w:eastAsia="Arial" w:hAnsi="Arial"/>
-          <w:color w:val="0F172A"/>
-          <w:sz w:val="22"/>
-          <w:szCs w:val="22"/>
-        </w:rPr>
-        <w:t xml:space="preserve">Non è necessario essere un esperto energetico per usare CEI. Ecco i termini chiave che appaiono nei report.</w:t>
-      </w:r>
-    </w:p>
-    <w:p>
-      <w:pPr>
-        <w:spacing w:after="0" w:before="0"/>
-      </w:pPr>
-      <w:r>
-        <w:t xml:space="preserve"/>
       </w:r>
     </w:p>
     <w:tbl>
@@ -2811,7 +2550,7 @@
                 <w:sz w:val="20"/>
                 <w:szCs w:val="20"/>
               </w:rPr>
-              <w:t xml:space="preserve">Meccanismo di Adeguamento del Carbonio alle Frontiere (Regolamento UE 2023/956). Richiede a chi importa beni ad alta intensità di carbonio di dichiarare il contenuto di CO₂ e pagare per i costi del carbonio non sostenuti nel paese di produzione.</w:t>
+              <w:t xml:space="preserve">Meccanismo di Adeguamento del Carbonio alle Frontiere (Regolamento UE 2023/956). Richiede dichiarazione del contenuto CO2 per importazioni di beni ad alta intensita di carbonio.</w:t>
             </w:r>
           </w:p>
         </w:tc>
@@ -2873,7 +2612,7 @@
                 <w:sz w:val="20"/>
                 <w:szCs w:val="20"/>
               </w:rPr>
-              <w:t xml:space="preserve">Sistema EU di Scambio Quote di Emissione, 2021-2030. Gli stabilimenti sopra certe soglie ricevono quote di carbonio gratuite; se emettono più della loro quota, devono acquistare quote aggiuntive.</w:t>
+              <w:t xml:space="preserve">Sistema EU di Scambio Quote di Emissione, 2021-2030. Gli stabilimenti ricevono quote gratuite; le eccedenze si acquistano a ~EUR 65/tCO2.</w:t>
             </w:r>
           </w:p>
         </w:tc>
@@ -2935,7 +2674,7 @@
                 <w:sz w:val="20"/>
                 <w:szCs w:val="20"/>
               </w:rPr>
-              <w:t xml:space="preserve">Le tonnellate di CO₂ che uno stabilimento può emettere ogni anno senza acquistare quote. Pubblicate annualmente dall'autorità EU ETS (EUTL). In diminuzione del 4,4% all'anno fino al 2030.</w:t>
+              <w:t xml:space="preserve">Tonnellate di CO2 che uno stabilimento puo emettere senza acquistare quote. In diminuzione del 4,4% all'anno fino al 2030.</w:t>
             </w:r>
           </w:p>
         </w:tc>
@@ -2997,7 +2736,7 @@
                 <w:sz w:val="20"/>
                 <w:szCs w:val="20"/>
               </w:rPr>
-              <w:t xml:space="preserve">Se emissioni reali &lt; quote gratuite = surplus (lo stabilimento può vendere o accantonare quote). Se reali &gt; gratuite = deficit (deve acquistare quote a ~€65/tCO₂).</w:t>
+              <w:t xml:space="preserve">Surplus = reali &lt; gratuite (puo vendere/accantonare). Deficit = reali &gt; gratuite (deve acquistare).</w:t>
             </w:r>
           </w:p>
         </w:tc>
@@ -3059,7 +2798,7 @@
                 <w:sz w:val="20"/>
                 <w:szCs w:val="20"/>
               </w:rPr>
-              <w:t xml:space="preserve">L'intensità di riferimento UE per ciascun settore (tCO₂ per tonnellata di prodotto). Gli stabilimenti sopra il benchmark affrontano costi ETS più elevati sotto il ratcheting Fase 4.</w:t>
+              <w:t xml:space="preserve">Intensita di riferimento UE per settore (tCO2/tonnellata prodotto). Stabilimenti sopra benchmark affrontano costi ETS piu elevati.</w:t>
             </w:r>
           </w:p>
         </w:tc>
@@ -3121,7 +2860,7 @@
                 <w:sz w:val="20"/>
                 <w:szCs w:val="20"/>
               </w:rPr>
-              <w:t xml:space="preserve">Dati energetici e di emissioni verificati da una terza parte accreditata. Consente dichiarazioni CBAM usando fattori di emissione reali anziché i valori predefiniti UE più elevati.</w:t>
+              <w:t xml:space="preserve">Dati energetici verificati da terza parte accreditata. Consente dichiarazioni CBAM con fattori reali (piu bassi) anziche predefiniti UE.</w:t>
             </w:r>
           </w:p>
         </w:tc>
@@ -3154,7 +2893,7 @@
                 <w:sz w:val="20"/>
                 <w:szCs w:val="20"/>
               </w:rPr>
-              <w:t xml:space="preserve">tCO₂</w:t>
+              <w:t xml:space="preserve">Settembre 2027</w:t>
             </w:r>
           </w:p>
         </w:tc>
@@ -3183,69 +2922,7 @@
                 <w:sz w:val="20"/>
                 <w:szCs w:val="20"/>
               </w:rPr>
-              <w:t xml:space="preserve">Tonnellate di CO₂ equivalente — l'unità usata per tutti i calcoli CBAM e ETS.</w:t>
-            </w:r>
-          </w:p>
-        </w:tc>
-      </w:tr>
-      <w:tr>
-        <w:tc>
-          <w:tcPr>
-            <w:tcW w:type="dxa" w:w="3000"/>
-            <w:tcBorders>
-              <w:top w:val="single" w:color="E2E8F0" w:sz="4"/>
-              <w:left w:val="single" w:color="E2E8F0" w:sz="4"/>
-              <w:bottom w:val="single" w:color="E2E8F0" w:sz="4"/>
-              <w:right w:val="single" w:color="E2E8F0" w:sz="4"/>
-            </w:tcBorders>
-            <w:shd w:fill="F8FAFC" w:val="clear"/>
-            <w:tcMar>
-              <w:top w:type="dxa" w:w="80"/>
-              <w:left w:type="dxa" w:w="120"/>
-              <w:bottom w:type="dxa" w:w="80"/>
-              <w:right w:type="dxa" w:w="120"/>
-            </w:tcMar>
-          </w:tcPr>
-          <w:p>
-            <w:r>
-              <w:rPr>
-                <w:rFonts w:ascii="Arial" w:cs="Arial" w:eastAsia="Arial" w:hAnsi="Arial"/>
-                <w:b/>
-                <w:bCs/>
-                <w:color w:val="0F172A"/>
-                <w:sz w:val="20"/>
-                <w:szCs w:val="20"/>
-              </w:rPr>
-              <w:t xml:space="preserve">Settembre 2027</w:t>
-            </w:r>
-          </w:p>
-        </w:tc>
-        <w:tc>
-          <w:tcPr>
-            <w:tcW w:type="dxa" w:w="6026"/>
-            <w:tcBorders>
-              <w:top w:val="single" w:color="E2E8F0" w:sz="4"/>
-              <w:left w:val="single" w:color="E2E8F0" w:sz="4"/>
-              <w:bottom w:val="single" w:color="E2E8F0" w:sz="4"/>
-              <w:right w:val="single" w:color="E2E8F0" w:sz="4"/>
-            </w:tcBorders>
-            <w:shd w:fill="F8FAFC" w:val="clear"/>
-            <w:tcMar>
-              <w:top w:type="dxa" w:w="80"/>
-              <w:left w:type="dxa" w:w="120"/>
-              <w:bottom w:type="dxa" w:w="80"/>
-              <w:right w:type="dxa" w:w="120"/>
-            </w:tcMar>
-          </w:tcPr>
-          <w:p>
-            <w:r>
-              <w:rPr>
-                <w:rFonts w:ascii="Arial" w:cs="Arial" w:eastAsia="Arial" w:hAnsi="Arial"/>
-                <w:color w:val="0F172A"/>
-                <w:sz w:val="20"/>
-                <w:szCs w:val="20"/>
-              </w:rPr>
-              <w:t xml:space="preserve">La scadenza per la prima dichiarazione CBAM completa che copre l'anno di rendicontazione 2026.</w:t>
+              <w:t xml:space="preserve">Scadenza per la prima dichiarazione CBAM completa che copre l'anno 2026.</w:t>
             </w:r>
           </w:p>
         </w:tc>
@@ -3284,29 +2961,7 @@
           <w:sz w:val="32"/>
           <w:szCs w:val="32"/>
         </w:rPr>
-        <w:t xml:space="preserve">7. Gestire il Portfolio Clienti</w:t>
-      </w:r>
-    </w:p>
-    <w:p>
-      <w:pPr>
-        <w:spacing w:after="60" w:before="60"/>
-      </w:pPr>
-      <w:r>
-        <w:rPr>
-          <w:rFonts w:ascii="Arial" w:cs="Arial" w:eastAsia="Arial" w:hAnsi="Arial"/>
-          <w:color w:val="0F172A"/>
-          <w:sz w:val="22"/>
-          <w:szCs w:val="22"/>
-        </w:rPr>
-        <w:t xml:space="preserve">Il Portale Commercialista mostra tutti gli stabilimenti cliente connessi. Per una vista tecnica più approfondita di qualsiasi cliente, clicca il suo nome per aprire la pagina di gestione completa.</w:t>
-      </w:r>
-    </w:p>
-    <w:p>
-      <w:pPr>
-        <w:spacing w:after="0" w:before="0"/>
-      </w:pPr>
-      <w:r>
-        <w:t xml:space="preserve"/>
+        <w:t xml:space="preserve">7. Assistenza</w:t>
       </w:r>
     </w:p>
     <w:tbl>
@@ -3353,7 +3008,7 @@
                 <w:sz w:val="20"/>
                 <w:szCs w:val="20"/>
               </w:rPr>
-              <w:t xml:space="preserve">Portale Commercialista (/commercialista)</w:t>
+              <w:t xml:space="preserve">Supporto tecnico</w:t>
             </w:r>
           </w:p>
         </w:tc>
@@ -3382,7 +3037,7 @@
                 <w:sz w:val="20"/>
                 <w:szCs w:val="20"/>
               </w:rPr>
-              <w:t xml:space="preserve">La tua pagina di atterraggio predefinita. Schede conformità clienti, pulsanti generazione PDF, gestione link di invito.</w:t>
+              <w:t xml:space="preserve">support@carbonefficiencyintel.com</w:t>
             </w:r>
           </w:p>
         </w:tc>
@@ -3415,7 +3070,7 @@
                 <w:sz w:val="20"/>
                 <w:szCs w:val="20"/>
               </w:rPr>
-              <w:t xml:space="preserve">Dashboard Tecnica (/manage)</w:t>
+              <w:t xml:space="preserve">Piattaforma</w:t>
             </w:r>
           </w:p>
         </w:tc>
@@ -3444,7 +3099,7 @@
                 <w:sz w:val="20"/>
                 <w:szCs w:val="20"/>
               </w:rPr>
-              <w:t xml:space="preserve">Vista portfolio completa con statistiche di ingestione, conteggi alert, token di integrazione, caricamento dati. Per lavoro tecnico approfondito stile ESCO.</w:t>
+              <w:t xml:space="preserve">app.carbonefficiencyintel.com/commercialista</w:t>
             </w:r>
           </w:p>
         </w:tc>
@@ -3477,7 +3132,7 @@
                 <w:sz w:val="20"/>
                 <w:szCs w:val="20"/>
               </w:rPr>
-              <w:t xml:space="preserve">Dettaglio cliente (/manage/client-orgs/{id})</w:t>
+              <w:t xml:space="preserve">Guida normativa CBAM/ETS</w:t>
             </w:r>
           </w:p>
         </w:tc>
@@ -3506,161 +3161,7 @@
                 <w:sz w:val="20"/>
                 <w:szCs w:val="20"/>
               </w:rPr>
-              <w:t xml:space="preserve">Pagina di gestione a 8 schede: Panoramica, Siti, Token, Utenti, Soglie, Energia, Alert, Report.</w:t>
-            </w:r>
-          </w:p>
-        </w:tc>
-      </w:tr>
-    </w:tbl>
-    <w:p>
-      <w:pPr>
-        <w:spacing w:after="0" w:before="0"/>
-      </w:pPr>
-      <w:r>
-        <w:t xml:space="preserve"/>
-      </w:r>
-    </w:p>
-    <w:p>
-      <w:pPr>
-        <w:spacing w:after="0" w:before="0"/>
-      </w:pPr>
-      <w:r>
-        <w:t xml:space="preserve"/>
-      </w:r>
-    </w:p>
-    <w:p>
-      <w:pPr>
-        <w:pStyle w:val="Heading1"/>
-        <w:pBdr>
-          <w:bottom w:val="single" w:color="38BDF8" w:sz="6" w:space="4"/>
-        </w:pBdr>
-        <w:spacing w:after="180" w:before="360"/>
-      </w:pPr>
-      <w:r>
-        <w:rPr>
-          <w:rFonts w:ascii="Arial" w:cs="Arial" w:eastAsia="Arial" w:hAnsi="Arial"/>
-          <w:b/>
-          <w:bCs/>
-          <w:color w:val="0F172A"/>
-          <w:sz w:val="32"/>
-          <w:szCs w:val="32"/>
-        </w:rPr>
-        <w:t xml:space="preserve">8. Caricamento Dati Energetici</w:t>
-      </w:r>
-    </w:p>
-    <w:p>
-      <w:pPr>
-        <w:spacing w:after="60" w:before="60"/>
-      </w:pPr>
-      <w:r>
-        <w:rPr>
-          <w:rFonts w:ascii="Arial" w:cs="Arial" w:eastAsia="Arial" w:hAnsi="Arial"/>
-          <w:color w:val="0F172A"/>
-          <w:sz w:val="22"/>
-          <w:szCs w:val="22"/>
-        </w:rPr>
-        <w:t xml:space="preserve">CEI funziona con le bollette esistenti — nessun hardware richiesto. Il modo più rapido per inserire dati nel sistema è il caricamento CSV.</w:t>
-      </w:r>
-    </w:p>
-    <w:p>
-      <w:pPr>
-        <w:spacing w:after="0" w:before="0"/>
-      </w:pPr>
-      <w:r>
-        <w:t xml:space="preserve"/>
-      </w:r>
-    </w:p>
-    <w:p>
-      <w:pPr>
-        <w:pStyle w:val="Heading2"/>
-        <w:spacing w:after="120" w:before="300"/>
-      </w:pPr>
-      <w:r>
-        <w:rPr>
-          <w:rFonts w:ascii="Arial" w:cs="Arial" w:eastAsia="Arial" w:hAnsi="Arial"/>
-          <w:b/>
-          <w:bCs/>
-          <w:color w:val="0F172A"/>
-          <w:sz w:val="26"/>
-          <w:szCs w:val="26"/>
-        </w:rPr>
-        <w:t xml:space="preserve">Formato CSV</w:t>
-      </w:r>
-    </w:p>
-    <w:tbl>
-      <w:tblPr>
-        <w:tblW w:type="dxa" w:w="9026"/>
-        <w:tblBorders>
-          <w:top w:val="single" w:color="auto" w:sz="4"/>
-          <w:left w:val="single" w:color="auto" w:sz="4"/>
-          <w:bottom w:val="single" w:color="auto" w:sz="4"/>
-          <w:right w:val="single" w:color="auto" w:sz="4"/>
-          <w:insideH w:val="single" w:color="auto" w:sz="4"/>
-          <w:insideV w:val="single" w:color="auto" w:sz="4"/>
-        </w:tblBorders>
-      </w:tblPr>
-      <w:tblGrid>
-        <w:gridCol w:w="3000"/>
-        <w:gridCol w:w="6026"/>
-      </w:tblGrid>
-      <w:tr>
-        <w:tc>
-          <w:tcPr>
-            <w:tcW w:type="dxa" w:w="3000"/>
-            <w:tcBorders>
-              <w:top w:val="single" w:color="E2E8F0" w:sz="4"/>
-              <w:left w:val="single" w:color="E2E8F0" w:sz="4"/>
-              <w:bottom w:val="single" w:color="E2E8F0" w:sz="4"/>
-              <w:right w:val="single" w:color="E2E8F0" w:sz="4"/>
-            </w:tcBorders>
-            <w:shd w:fill="F8FAFC" w:val="clear"/>
-            <w:tcMar>
-              <w:top w:type="dxa" w:w="80"/>
-              <w:left w:type="dxa" w:w="120"/>
-              <w:bottom w:type="dxa" w:w="80"/>
-              <w:right w:type="dxa" w:w="120"/>
-            </w:tcMar>
-          </w:tcPr>
-          <w:p>
-            <w:r>
-              <w:rPr>
-                <w:rFonts w:ascii="Arial" w:cs="Arial" w:eastAsia="Arial" w:hAnsi="Arial"/>
-                <w:b/>
-                <w:bCs/>
-                <w:color w:val="0F172A"/>
-                <w:sz w:val="20"/>
-                <w:szCs w:val="20"/>
-              </w:rPr>
-              <w:t xml:space="preserve">Colonna timestamp</w:t>
-            </w:r>
-          </w:p>
-        </w:tc>
-        <w:tc>
-          <w:tcPr>
-            <w:tcW w:type="dxa" w:w="6026"/>
-            <w:tcBorders>
-              <w:top w:val="single" w:color="E2E8F0" w:sz="4"/>
-              <w:left w:val="single" w:color="E2E8F0" w:sz="4"/>
-              <w:bottom w:val="single" w:color="E2E8F0" w:sz="4"/>
-              <w:right w:val="single" w:color="E2E8F0" w:sz="4"/>
-            </w:tcBorders>
-            <w:shd w:fill="FFFFFF" w:val="clear"/>
-            <w:tcMar>
-              <w:top w:type="dxa" w:w="80"/>
-              <w:left w:type="dxa" w:w="120"/>
-              <w:bottom w:type="dxa" w:w="80"/>
-              <w:right w:type="dxa" w:w="120"/>
-            </w:tcMar>
-          </w:tcPr>
-          <w:p>
-            <w:r>
-              <w:rPr>
-                <w:rFonts w:ascii="Arial" w:cs="Arial" w:eastAsia="Arial" w:hAnsi="Arial"/>
-                <w:color w:val="0F172A"/>
-                <w:sz w:val="20"/>
-                <w:szCs w:val="20"/>
-              </w:rPr>
-              <w:t xml:space="preserve">Qualsiasi formato standard: timestamp, datetime, date, ts. Supporta ISO 8601, formati data italiani, date seriali Excel.</w:t>
+              <w:t xml:space="preserve">FIRE — federazione.it  |  FEDERESCO — federesco.org</w:t>
             </w:r>
           </w:p>
         </w:tc>
@@ -3693,7 +3194,7 @@
                 <w:sz w:val="20"/>
                 <w:szCs w:val="20"/>
               </w:rPr>
-              <w:t xml:space="preserve">Colonna energia</w:t>
+              <w:t xml:space="preserve">Regolamento UE CBAM</w:t>
             </w:r>
           </w:p>
         </w:tc>
@@ -3722,937 +3223,7 @@
                 <w:sz w:val="20"/>
                 <w:szCs w:val="20"/>
               </w:rPr>
-              <w:t xml:space="preserve">Qualsiasi tra: value, kwh, energy, consumption. Valori in kWh. Le altre colonne vengono ignorate.</w:t>
-            </w:r>
-          </w:p>
-        </w:tc>
-      </w:tr>
-      <w:tr>
-        <w:tc>
-          <w:tcPr>
-            <w:tcW w:type="dxa" w:w="3000"/>
-            <w:tcBorders>
-              <w:top w:val="single" w:color="E2E8F0" w:sz="4"/>
-              <w:left w:val="single" w:color="E2E8F0" w:sz="4"/>
-              <w:bottom w:val="single" w:color="E2E8F0" w:sz="4"/>
-              <w:right w:val="single" w:color="E2E8F0" w:sz="4"/>
-            </w:tcBorders>
-            <w:shd w:fill="F8FAFC" w:val="clear"/>
-            <w:tcMar>
-              <w:top w:type="dxa" w:w="80"/>
-              <w:left w:type="dxa" w:w="120"/>
-              <w:bottom w:type="dxa" w:w="80"/>
-              <w:right w:type="dxa" w:w="120"/>
-            </w:tcMar>
-          </w:tcPr>
-          <w:p>
-            <w:r>
-              <w:rPr>
-                <w:rFonts w:ascii="Arial" w:cs="Arial" w:eastAsia="Arial" w:hAnsi="Arial"/>
-                <w:b/>
-                <w:bCs/>
-                <w:color w:val="0F172A"/>
-                <w:sz w:val="20"/>
-                <w:szCs w:val="20"/>
-              </w:rPr>
-              <w:t xml:space="preserve">Fuso orario</w:t>
-            </w:r>
-          </w:p>
-        </w:tc>
-        <w:tc>
-          <w:tcPr>
-            <w:tcW w:type="dxa" w:w="6026"/>
-            <w:tcBorders>
-              <w:top w:val="single" w:color="E2E8F0" w:sz="4"/>
-              <w:left w:val="single" w:color="E2E8F0" w:sz="4"/>
-              <w:bottom w:val="single" w:color="E2E8F0" w:sz="4"/>
-              <w:right w:val="single" w:color="E2E8F0" w:sz="4"/>
-            </w:tcBorders>
-            <w:shd w:fill="FFFFFF" w:val="clear"/>
-            <w:tcMar>
-              <w:top w:type="dxa" w:w="80"/>
-              <w:left w:type="dxa" w:w="120"/>
-              <w:bottom w:type="dxa" w:w="80"/>
-              <w:right w:type="dxa" w:w="120"/>
-            </w:tcMar>
-          </w:tcPr>
-          <w:p>
-            <w:r>
-              <w:rPr>
-                <w:rFonts w:ascii="Arial" w:cs="Arial" w:eastAsia="Arial" w:hAnsi="Arial"/>
-                <w:color w:val="0F172A"/>
-                <w:sz w:val="20"/>
-                <w:szCs w:val="20"/>
-              </w:rPr>
-              <w:t xml:space="preserve">Italia: includi il fuso orario o CEI assume Europe/Rome.</w:t>
-            </w:r>
-          </w:p>
-        </w:tc>
-      </w:tr>
-      <w:tr>
-        <w:tc>
-          <w:tcPr>
-            <w:tcW w:type="dxa" w:w="3000"/>
-            <w:tcBorders>
-              <w:top w:val="single" w:color="E2E8F0" w:sz="4"/>
-              <w:left w:val="single" w:color="E2E8F0" w:sz="4"/>
-              <w:bottom w:val="single" w:color="E2E8F0" w:sz="4"/>
-              <w:right w:val="single" w:color="E2E8F0" w:sz="4"/>
-            </w:tcBorders>
-            <w:shd w:fill="F8FAFC" w:val="clear"/>
-            <w:tcMar>
-              <w:top w:type="dxa" w:w="80"/>
-              <w:left w:type="dxa" w:w="120"/>
-              <w:bottom w:type="dxa" w:w="80"/>
-              <w:right w:type="dxa" w:w="120"/>
-            </w:tcMar>
-          </w:tcPr>
-          <w:p>
-            <w:r>
-              <w:rPr>
-                <w:rFonts w:ascii="Arial" w:cs="Arial" w:eastAsia="Arial" w:hAnsi="Arial"/>
-                <w:b/>
-                <w:bCs/>
-                <w:color w:val="0F172A"/>
-                <w:sz w:val="20"/>
-                <w:szCs w:val="20"/>
-              </w:rPr>
-              <w:t xml:space="preserve">Duplicati</w:t>
-            </w:r>
-          </w:p>
-        </w:tc>
-        <w:tc>
-          <w:tcPr>
-            <w:tcW w:type="dxa" w:w="6026"/>
-            <w:tcBorders>
-              <w:top w:val="single" w:color="E2E8F0" w:sz="4"/>
-              <w:left w:val="single" w:color="E2E8F0" w:sz="4"/>
-              <w:bottom w:val="single" w:color="E2E8F0" w:sz="4"/>
-              <w:right w:val="single" w:color="E2E8F0" w:sz="4"/>
-            </w:tcBorders>
-            <w:shd w:fill="F8FAFC" w:val="clear"/>
-            <w:tcMar>
-              <w:top w:type="dxa" w:w="80"/>
-              <w:left w:type="dxa" w:w="120"/>
-              <w:bottom w:type="dxa" w:w="80"/>
-              <w:right w:type="dxa" w:w="120"/>
-            </w:tcMar>
-          </w:tcPr>
-          <w:p>
-            <w:r>
-              <w:rPr>
-                <w:rFonts w:ascii="Arial" w:cs="Arial" w:eastAsia="Arial" w:hAnsi="Arial"/>
-                <w:color w:val="0F172A"/>
-                <w:sz w:val="20"/>
-                <w:szCs w:val="20"/>
-              </w:rPr>
-              <w:t xml:space="preserve">CEI ignora silenziosamente le righe duplicate. Sicuro ricaricare lo stesso file.</w:t>
-            </w:r>
-          </w:p>
-        </w:tc>
-      </w:tr>
-    </w:tbl>
-    <w:p>
-      <w:pPr>
-        <w:spacing w:after="0" w:before="0"/>
-      </w:pPr>
-      <w:r>
-        <w:t xml:space="preserve"/>
-      </w:r>
-    </w:p>
-    <w:tbl>
-      <w:tblPr>
-        <w:tblW w:type="dxa" w:w="9026"/>
-        <w:tblBorders>
-          <w:top w:val="single" w:color="auto" w:sz="4"/>
-          <w:left w:val="single" w:color="auto" w:sz="4"/>
-          <w:bottom w:val="single" w:color="auto" w:sz="4"/>
-          <w:right w:val="single" w:color="auto" w:sz="4"/>
-          <w:insideH w:val="single" w:color="auto" w:sz="4"/>
-          <w:insideV w:val="single" w:color="auto" w:sz="4"/>
-        </w:tblBorders>
-      </w:tblPr>
-      <w:tblGrid>
-        <w:gridCol w:w="700"/>
-        <w:gridCol w:w="8326"/>
-      </w:tblGrid>
-      <w:tr>
-        <w:tc>
-          <w:tcPr>
-            <w:tcW w:type="dxa" w:w="700"/>
-            <w:tcBorders>
-              <w:top w:val="single" w:color="38BDF8" w:sz="4"/>
-              <w:left w:val="single" w:color="38BDF8" w:sz="4"/>
-              <w:bottom w:val="single" w:color="38BDF8" w:sz="4"/>
-              <w:right w:val="single" w:color="38BDF8" w:sz="4"/>
-            </w:tcBorders>
-            <w:shd w:fill="0F172A" w:val="clear"/>
-            <w:tcMar>
-              <w:top w:type="dxa" w:w="100"/>
-              <w:left w:type="dxa" w:w="120"/>
-              <w:bottom w:type="dxa" w:w="100"/>
-              <w:right w:type="dxa" w:w="120"/>
-            </w:tcMar>
-            <w:vAlign w:val="center"/>
-          </w:tcPr>
-          <w:p>
-            <w:pPr>
-              <w:jc w:val="center"/>
-            </w:pPr>
-            <w:r>
-              <w:rPr>
-                <w:rFonts w:ascii="Arial" w:cs="Arial" w:eastAsia="Arial" w:hAnsi="Arial"/>
-                <w:b/>
-                <w:bCs/>
-                <w:color w:val="38BDF8"/>
-                <w:sz w:val="24"/>
-                <w:szCs w:val="24"/>
-              </w:rPr>
-              <w:t xml:space="preserve">1</w:t>
-            </w:r>
-          </w:p>
-        </w:tc>
-        <w:tc>
-          <w:tcPr>
-            <w:tcW w:type="dxa" w:w="8326"/>
-            <w:tcBorders>
-              <w:top w:val="single" w:color="E2E8F0" w:sz="4"/>
-              <w:left w:val="single" w:color="E2E8F0" w:sz="4"/>
-              <w:bottom w:val="single" w:color="E2E8F0" w:sz="4"/>
-              <w:right w:val="single" w:color="E2E8F0" w:sz="4"/>
-            </w:tcBorders>
-            <w:shd w:fill="FFFFFF" w:val="clear"/>
-            <w:tcMar>
-              <w:top w:type="dxa" w:w="100"/>
-              <w:left w:type="dxa" w:w="160"/>
-              <w:bottom w:type="dxa" w:w="100"/>
-              <w:right w:type="dxa" w:w="120"/>
-            </w:tcMar>
-          </w:tcPr>
-          <w:p>
-            <w:r>
-              <w:rPr>
-                <w:rFonts w:ascii="Arial" w:cs="Arial" w:eastAsia="Arial" w:hAnsi="Arial"/>
-                <w:b/>
-                <w:bCs/>
-                <w:color w:val="0F172A"/>
-                <w:sz w:val="22"/>
-                <w:szCs w:val="22"/>
-              </w:rPr>
-              <w:t xml:space="preserve">Vai all'org cliente</w:t>
-            </w:r>
-          </w:p>
-          <w:p>
-            <w:pPr>
-              <w:spacing w:after="0" w:before="40"/>
-            </w:pPr>
-            <w:r>
-              <w:rPr>
-                <w:rFonts w:ascii="Arial" w:cs="Arial" w:eastAsia="Arial" w:hAnsi="Arial"/>
-                <w:color w:val="64748B"/>
-                <w:sz w:val="20"/>
-                <w:szCs w:val="20"/>
-              </w:rPr>
-              <w:t xml:space="preserve">Dalla dashboard Gestisci, clicca il nome dello stabilimento.</w:t>
-            </w:r>
-          </w:p>
-        </w:tc>
-      </w:tr>
-      <w:tr>
-        <w:tc>
-          <w:tcPr>
-            <w:tcW w:type="dxa" w:w="700"/>
-            <w:tcBorders>
-              <w:top w:val="single" w:color="38BDF8" w:sz="4"/>
-              <w:left w:val="single" w:color="38BDF8" w:sz="4"/>
-              <w:bottom w:val="single" w:color="38BDF8" w:sz="4"/>
-              <w:right w:val="single" w:color="38BDF8" w:sz="4"/>
-            </w:tcBorders>
-            <w:shd w:fill="0F172A" w:val="clear"/>
-            <w:tcMar>
-              <w:top w:type="dxa" w:w="100"/>
-              <w:left w:type="dxa" w:w="120"/>
-              <w:bottom w:type="dxa" w:w="100"/>
-              <w:right w:type="dxa" w:w="120"/>
-            </w:tcMar>
-            <w:vAlign w:val="center"/>
-          </w:tcPr>
-          <w:p>
-            <w:pPr>
-              <w:jc w:val="center"/>
-            </w:pPr>
-            <w:r>
-              <w:rPr>
-                <w:rFonts w:ascii="Arial" w:cs="Arial" w:eastAsia="Arial" w:hAnsi="Arial"/>
-                <w:b/>
-                <w:bCs/>
-                <w:color w:val="38BDF8"/>
-                <w:sz w:val="24"/>
-                <w:szCs w:val="24"/>
-              </w:rPr>
-              <w:t xml:space="preserve">2</w:t>
-            </w:r>
-          </w:p>
-        </w:tc>
-        <w:tc>
-          <w:tcPr>
-            <w:tcW w:type="dxa" w:w="8326"/>
-            <w:tcBorders>
-              <w:top w:val="single" w:color="E2E8F0" w:sz="4"/>
-              <w:left w:val="single" w:color="E2E8F0" w:sz="4"/>
-              <w:bottom w:val="single" w:color="E2E8F0" w:sz="4"/>
-              <w:right w:val="single" w:color="E2E8F0" w:sz="4"/>
-            </w:tcBorders>
-            <w:shd w:fill="F8FAFC" w:val="clear"/>
-            <w:tcMar>
-              <w:top w:type="dxa" w:w="100"/>
-              <w:left w:type="dxa" w:w="160"/>
-              <w:bottom w:type="dxa" w:w="100"/>
-              <w:right w:type="dxa" w:w="120"/>
-            </w:tcMar>
-          </w:tcPr>
-          <w:p>
-            <w:r>
-              <w:rPr>
-                <w:rFonts w:ascii="Arial" w:cs="Arial" w:eastAsia="Arial" w:hAnsi="Arial"/>
-                <w:b/>
-                <w:bCs/>
-                <w:color w:val="0F172A"/>
-                <w:sz w:val="22"/>
-                <w:szCs w:val="22"/>
-              </w:rPr>
-              <w:t xml:space="preserve">Apri la scheda Siti</w:t>
-            </w:r>
-          </w:p>
-          <w:p>
-            <w:pPr>
-              <w:spacing w:after="0" w:before="40"/>
-            </w:pPr>
-            <w:r>
-              <w:rPr>
-                <w:rFonts w:ascii="Arial" w:cs="Arial" w:eastAsia="Arial" w:hAnsi="Arial"/>
-                <w:color w:val="64748B"/>
-                <w:sz w:val="20"/>
-                <w:szCs w:val="20"/>
-              </w:rPr>
-              <w:t xml:space="preserve">Verifica che lo stabilimento abbia almeno un sito configurato.</w:t>
-            </w:r>
-          </w:p>
-        </w:tc>
-      </w:tr>
-      <w:tr>
-        <w:tc>
-          <w:tcPr>
-            <w:tcW w:type="dxa" w:w="700"/>
-            <w:tcBorders>
-              <w:top w:val="single" w:color="38BDF8" w:sz="4"/>
-              <w:left w:val="single" w:color="38BDF8" w:sz="4"/>
-              <w:bottom w:val="single" w:color="38BDF8" w:sz="4"/>
-              <w:right w:val="single" w:color="38BDF8" w:sz="4"/>
-            </w:tcBorders>
-            <w:shd w:fill="0F172A" w:val="clear"/>
-            <w:tcMar>
-              <w:top w:type="dxa" w:w="100"/>
-              <w:left w:type="dxa" w:w="120"/>
-              <w:bottom w:type="dxa" w:w="100"/>
-              <w:right w:type="dxa" w:w="120"/>
-            </w:tcMar>
-            <w:vAlign w:val="center"/>
-          </w:tcPr>
-          <w:p>
-            <w:pPr>
-              <w:jc w:val="center"/>
-            </w:pPr>
-            <w:r>
-              <w:rPr>
-                <w:rFonts w:ascii="Arial" w:cs="Arial" w:eastAsia="Arial" w:hAnsi="Arial"/>
-                <w:b/>
-                <w:bCs/>
-                <w:color w:val="38BDF8"/>
-                <w:sz w:val="24"/>
-                <w:szCs w:val="24"/>
-              </w:rPr>
-              <w:t xml:space="preserve">3</w:t>
-            </w:r>
-          </w:p>
-        </w:tc>
-        <w:tc>
-          <w:tcPr>
-            <w:tcW w:type="dxa" w:w="8326"/>
-            <w:tcBorders>
-              <w:top w:val="single" w:color="E2E8F0" w:sz="4"/>
-              <w:left w:val="single" w:color="E2E8F0" w:sz="4"/>
-              <w:bottom w:val="single" w:color="E2E8F0" w:sz="4"/>
-              <w:right w:val="single" w:color="E2E8F0" w:sz="4"/>
-            </w:tcBorders>
-            <w:shd w:fill="FFFFFF" w:val="clear"/>
-            <w:tcMar>
-              <w:top w:type="dxa" w:w="100"/>
-              <w:left w:type="dxa" w:w="160"/>
-              <w:bottom w:type="dxa" w:w="100"/>
-              <w:right w:type="dxa" w:w="120"/>
-            </w:tcMar>
-          </w:tcPr>
-          <w:p>
-            <w:r>
-              <w:rPr>
-                <w:rFonts w:ascii="Arial" w:cs="Arial" w:eastAsia="Arial" w:hAnsi="Arial"/>
-                <w:b/>
-                <w:bCs/>
-                <w:color w:val="0F172A"/>
-                <w:sz w:val="22"/>
-                <w:szCs w:val="22"/>
-              </w:rPr>
-              <w:t xml:space="preserve">Clicca il nome del sito</w:t>
-            </w:r>
-          </w:p>
-          <w:p>
-            <w:pPr>
-              <w:spacing w:after="0" w:before="40"/>
-            </w:pPr>
-            <w:r>
-              <w:rPr>
-                <w:rFonts w:ascii="Arial" w:cs="Arial" w:eastAsia="Arial" w:hAnsi="Arial"/>
-                <w:color w:val="64748B"/>
-                <w:sz w:val="20"/>
-                <w:szCs w:val="20"/>
-              </w:rPr>
-              <w:t xml:space="preserve">Apre la vista sito completa.</w:t>
-            </w:r>
-          </w:p>
-        </w:tc>
-      </w:tr>
-      <w:tr>
-        <w:tc>
-          <w:tcPr>
-            <w:tcW w:type="dxa" w:w="700"/>
-            <w:tcBorders>
-              <w:top w:val="single" w:color="38BDF8" w:sz="4"/>
-              <w:left w:val="single" w:color="38BDF8" w:sz="4"/>
-              <w:bottom w:val="single" w:color="38BDF8" w:sz="4"/>
-              <w:right w:val="single" w:color="38BDF8" w:sz="4"/>
-            </w:tcBorders>
-            <w:shd w:fill="0F172A" w:val="clear"/>
-            <w:tcMar>
-              <w:top w:type="dxa" w:w="100"/>
-              <w:left w:type="dxa" w:w="120"/>
-              <w:bottom w:type="dxa" w:w="100"/>
-              <w:right w:type="dxa" w:w="120"/>
-            </w:tcMar>
-            <w:vAlign w:val="center"/>
-          </w:tcPr>
-          <w:p>
-            <w:pPr>
-              <w:jc w:val="center"/>
-            </w:pPr>
-            <w:r>
-              <w:rPr>
-                <w:rFonts w:ascii="Arial" w:cs="Arial" w:eastAsia="Arial" w:hAnsi="Arial"/>
-                <w:b/>
-                <w:bCs/>
-                <w:color w:val="38BDF8"/>
-                <w:sz w:val="24"/>
-                <w:szCs w:val="24"/>
-              </w:rPr>
-              <w:t xml:space="preserve">4</w:t>
-            </w:r>
-          </w:p>
-        </w:tc>
-        <w:tc>
-          <w:tcPr>
-            <w:tcW w:type="dxa" w:w="8326"/>
-            <w:tcBorders>
-              <w:top w:val="single" w:color="E2E8F0" w:sz="4"/>
-              <w:left w:val="single" w:color="E2E8F0" w:sz="4"/>
-              <w:bottom w:val="single" w:color="E2E8F0" w:sz="4"/>
-              <w:right w:val="single" w:color="E2E8F0" w:sz="4"/>
-            </w:tcBorders>
-            <w:shd w:fill="F8FAFC" w:val="clear"/>
-            <w:tcMar>
-              <w:top w:type="dxa" w:w="100"/>
-              <w:left w:type="dxa" w:w="160"/>
-              <w:bottom w:type="dxa" w:w="100"/>
-              <w:right w:type="dxa" w:w="120"/>
-            </w:tcMar>
-          </w:tcPr>
-          <w:p>
-            <w:r>
-              <w:rPr>
-                <w:rFonts w:ascii="Arial" w:cs="Arial" w:eastAsia="Arial" w:hAnsi="Arial"/>
-                <w:b/>
-                <w:bCs/>
-                <w:color w:val="0F172A"/>
-                <w:sz w:val="22"/>
-                <w:szCs w:val="22"/>
-              </w:rPr>
-              <w:t xml:space="preserve">Usa Carica CSV</w:t>
-            </w:r>
-          </w:p>
-          <w:p>
-            <w:pPr>
-              <w:spacing w:after="0" w:before="40"/>
-            </w:pPr>
-            <w:r>
-              <w:rPr>
-                <w:rFonts w:ascii="Arial" w:cs="Arial" w:eastAsia="Arial" w:hAnsi="Arial"/>
-                <w:color w:val="64748B"/>
-                <w:sz w:val="20"/>
-                <w:szCs w:val="20"/>
-              </w:rPr>
-              <w:t xml:space="preserve">Carica i dati delle bollette dello stabilimento. CEI li elabora immediatamente.</w:t>
-            </w:r>
-          </w:p>
-        </w:tc>
-      </w:tr>
-      <w:tr>
-        <w:tc>
-          <w:tcPr>
-            <w:tcW w:type="dxa" w:w="700"/>
-            <w:tcBorders>
-              <w:top w:val="single" w:color="38BDF8" w:sz="4"/>
-              <w:left w:val="single" w:color="38BDF8" w:sz="4"/>
-              <w:bottom w:val="single" w:color="38BDF8" w:sz="4"/>
-              <w:right w:val="single" w:color="38BDF8" w:sz="4"/>
-            </w:tcBorders>
-            <w:shd w:fill="0F172A" w:val="clear"/>
-            <w:tcMar>
-              <w:top w:type="dxa" w:w="100"/>
-              <w:left w:type="dxa" w:w="120"/>
-              <w:bottom w:type="dxa" w:w="100"/>
-              <w:right w:type="dxa" w:w="120"/>
-            </w:tcMar>
-            <w:vAlign w:val="center"/>
-          </w:tcPr>
-          <w:p>
-            <w:pPr>
-              <w:jc w:val="center"/>
-            </w:pPr>
-            <w:r>
-              <w:rPr>
-                <w:rFonts w:ascii="Arial" w:cs="Arial" w:eastAsia="Arial" w:hAnsi="Arial"/>
-                <w:b/>
-                <w:bCs/>
-                <w:color w:val="38BDF8"/>
-                <w:sz w:val="24"/>
-                <w:szCs w:val="24"/>
-              </w:rPr>
-              <w:t xml:space="preserve">5</w:t>
-            </w:r>
-          </w:p>
-        </w:tc>
-        <w:tc>
-          <w:tcPr>
-            <w:tcW w:type="dxa" w:w="8326"/>
-            <w:tcBorders>
-              <w:top w:val="single" w:color="E2E8F0" w:sz="4"/>
-              <w:left w:val="single" w:color="E2E8F0" w:sz="4"/>
-              <w:bottom w:val="single" w:color="E2E8F0" w:sz="4"/>
-              <w:right w:val="single" w:color="E2E8F0" w:sz="4"/>
-            </w:tcBorders>
-            <w:shd w:fill="FFFFFF" w:val="clear"/>
-            <w:tcMar>
-              <w:top w:type="dxa" w:w="100"/>
-              <w:left w:type="dxa" w:w="160"/>
-              <w:bottom w:type="dxa" w:w="100"/>
-              <w:right w:type="dxa" w:w="120"/>
-            </w:tcMar>
-          </w:tcPr>
-          <w:p>
-            <w:r>
-              <w:rPr>
-                <w:rFonts w:ascii="Arial" w:cs="Arial" w:eastAsia="Arial" w:hAnsi="Arial"/>
-                <w:b/>
-                <w:bCs/>
-                <w:color w:val="0F172A"/>
-                <w:sz w:val="22"/>
-                <w:szCs w:val="22"/>
-              </w:rPr>
-              <w:t xml:space="preserve">Controlla la scheda Energia</w:t>
-            </w:r>
-          </w:p>
-          <w:p>
-            <w:pPr>
-              <w:spacing w:after="0" w:before="40"/>
-            </w:pPr>
-            <w:r>
-              <w:rPr>
-                <w:rFonts w:ascii="Arial" w:cs="Arial" w:eastAsia="Arial" w:hAnsi="Arial"/>
-                <w:color w:val="64748B"/>
-                <w:sz w:val="20"/>
-                <w:szCs w:val="20"/>
-              </w:rPr>
-              <w:t xml:space="preserve">La scheda cliente nel tuo portale si aggiorna in pochi secondi.</w:t>
-            </w:r>
-          </w:p>
-        </w:tc>
-      </w:tr>
-    </w:tbl>
-    <w:p>
-      <w:pPr>
-        <w:spacing w:after="0" w:before="0"/>
-      </w:pPr>
-      <w:r>
-        <w:t xml:space="preserve"/>
-      </w:r>
-    </w:p>
-    <w:p>
-      <w:pPr>
-        <w:spacing w:after="0" w:before="0"/>
-      </w:pPr>
-      <w:r>
-        <w:t xml:space="preserve"/>
-      </w:r>
-    </w:p>
-    <w:p>
-      <w:pPr>
-        <w:pStyle w:val="Heading1"/>
-        <w:pBdr>
-          <w:bottom w:val="single" w:color="38BDF8" w:sz="6" w:space="4"/>
-        </w:pBdr>
-        <w:spacing w:after="180" w:before="360"/>
-      </w:pPr>
-      <w:r>
-        <w:rPr>
-          <w:rFonts w:ascii="Arial" w:cs="Arial" w:eastAsia="Arial" w:hAnsi="Arial"/>
-          <w:b/>
-          <w:bCs/>
-          <w:color w:val="0F172A"/>
-          <w:sz w:val="32"/>
-          <w:szCs w:val="32"/>
-        </w:rPr>
-        <w:t xml:space="preserve">9. Assistenza</w:t>
-      </w:r>
-    </w:p>
-    <w:p>
-      <w:pPr>
-        <w:spacing w:after="0" w:before="0"/>
-      </w:pPr>
-      <w:r>
-        <w:t xml:space="preserve"/>
-      </w:r>
-    </w:p>
-    <w:tbl>
-      <w:tblPr>
-        <w:tblW w:type="dxa" w:w="9026"/>
-        <w:tblBorders>
-          <w:top w:val="single" w:color="auto" w:sz="4"/>
-          <w:left w:val="single" w:color="auto" w:sz="4"/>
-          <w:bottom w:val="single" w:color="auto" w:sz="4"/>
-          <w:right w:val="single" w:color="auto" w:sz="4"/>
-          <w:insideH w:val="single" w:color="auto" w:sz="4"/>
-          <w:insideV w:val="single" w:color="auto" w:sz="4"/>
-        </w:tblBorders>
-      </w:tblPr>
-      <w:tblGrid>
-        <w:gridCol w:w="3000"/>
-        <w:gridCol w:w="6026"/>
-      </w:tblGrid>
-      <w:tr>
-        <w:tc>
-          <w:tcPr>
-            <w:tcW w:type="dxa" w:w="3000"/>
-            <w:tcBorders>
-              <w:top w:val="single" w:color="E2E8F0" w:sz="4"/>
-              <w:left w:val="single" w:color="E2E8F0" w:sz="4"/>
-              <w:bottom w:val="single" w:color="E2E8F0" w:sz="4"/>
-              <w:right w:val="single" w:color="E2E8F0" w:sz="4"/>
-            </w:tcBorders>
-            <w:shd w:fill="F8FAFC" w:val="clear"/>
-            <w:tcMar>
-              <w:top w:type="dxa" w:w="80"/>
-              <w:left w:type="dxa" w:w="120"/>
-              <w:bottom w:type="dxa" w:w="80"/>
-              <w:right w:type="dxa" w:w="120"/>
-            </w:tcMar>
-          </w:tcPr>
-          <w:p>
-            <w:r>
-              <w:rPr>
-                <w:rFonts w:ascii="Arial" w:cs="Arial" w:eastAsia="Arial" w:hAnsi="Arial"/>
-                <w:b/>
-                <w:bCs/>
-                <w:color w:val="0F172A"/>
-                <w:sz w:val="20"/>
-                <w:szCs w:val="20"/>
-              </w:rPr>
-              <w:t xml:space="preserve">Supporto tecnico</w:t>
-            </w:r>
-          </w:p>
-        </w:tc>
-        <w:tc>
-          <w:tcPr>
-            <w:tcW w:type="dxa" w:w="6026"/>
-            <w:tcBorders>
-              <w:top w:val="single" w:color="E2E8F0" w:sz="4"/>
-              <w:left w:val="single" w:color="E2E8F0" w:sz="4"/>
-              <w:bottom w:val="single" w:color="E2E8F0" w:sz="4"/>
-              <w:right w:val="single" w:color="E2E8F0" w:sz="4"/>
-            </w:tcBorders>
-            <w:shd w:fill="FFFFFF" w:val="clear"/>
-            <w:tcMar>
-              <w:top w:type="dxa" w:w="80"/>
-              <w:left w:type="dxa" w:w="120"/>
-              <w:bottom w:type="dxa" w:w="80"/>
-              <w:right w:type="dxa" w:w="120"/>
-            </w:tcMar>
-          </w:tcPr>
-          <w:p>
-            <w:r>
-              <w:rPr>
-                <w:rFonts w:ascii="Arial" w:cs="Arial" w:eastAsia="Arial" w:hAnsi="Arial"/>
-                <w:color w:val="0F172A"/>
-                <w:sz w:val="20"/>
-                <w:szCs w:val="20"/>
-              </w:rPr>
-              <w:t xml:space="preserve">support@carbonefficiencyintel.com</w:t>
-            </w:r>
-          </w:p>
-        </w:tc>
-      </w:tr>
-      <w:tr>
-        <w:tc>
-          <w:tcPr>
-            <w:tcW w:type="dxa" w:w="3000"/>
-            <w:tcBorders>
-              <w:top w:val="single" w:color="E2E8F0" w:sz="4"/>
-              <w:left w:val="single" w:color="E2E8F0" w:sz="4"/>
-              <w:bottom w:val="single" w:color="E2E8F0" w:sz="4"/>
-              <w:right w:val="single" w:color="E2E8F0" w:sz="4"/>
-            </w:tcBorders>
-            <w:shd w:fill="F8FAFC" w:val="clear"/>
-            <w:tcMar>
-              <w:top w:type="dxa" w:w="80"/>
-              <w:left w:type="dxa" w:w="120"/>
-              <w:bottom w:type="dxa" w:w="80"/>
-              <w:right w:type="dxa" w:w="120"/>
-            </w:tcMar>
-          </w:tcPr>
-          <w:p>
-            <w:r>
-              <w:rPr>
-                <w:rFonts w:ascii="Arial" w:cs="Arial" w:eastAsia="Arial" w:hAnsi="Arial"/>
-                <w:b/>
-                <w:bCs/>
-                <w:color w:val="0F172A"/>
-                <w:sz w:val="20"/>
-                <w:szCs w:val="20"/>
-              </w:rPr>
-              <w:t xml:space="preserve">Piattaforma</w:t>
-            </w:r>
-          </w:p>
-        </w:tc>
-        <w:tc>
-          <w:tcPr>
-            <w:tcW w:type="dxa" w:w="6026"/>
-            <w:tcBorders>
-              <w:top w:val="single" w:color="E2E8F0" w:sz="4"/>
-              <w:left w:val="single" w:color="E2E8F0" w:sz="4"/>
-              <w:bottom w:val="single" w:color="E2E8F0" w:sz="4"/>
-              <w:right w:val="single" w:color="E2E8F0" w:sz="4"/>
-            </w:tcBorders>
-            <w:shd w:fill="F8FAFC" w:val="clear"/>
-            <w:tcMar>
-              <w:top w:type="dxa" w:w="80"/>
-              <w:left w:type="dxa" w:w="120"/>
-              <w:bottom w:type="dxa" w:w="80"/>
-              <w:right w:type="dxa" w:w="120"/>
-            </w:tcMar>
-          </w:tcPr>
-          <w:p>
-            <w:r>
-              <w:rPr>
-                <w:rFonts w:ascii="Arial" w:cs="Arial" w:eastAsia="Arial" w:hAnsi="Arial"/>
-                <w:color w:val="0F172A"/>
-                <w:sz w:val="20"/>
-                <w:szCs w:val="20"/>
-              </w:rPr>
-              <w:t xml:space="preserve">app.carbonefficiencyintel.com</w:t>
-            </w:r>
-          </w:p>
-        </w:tc>
-      </w:tr>
-      <w:tr>
-        <w:tc>
-          <w:tcPr>
-            <w:tcW w:type="dxa" w:w="3000"/>
-            <w:tcBorders>
-              <w:top w:val="single" w:color="E2E8F0" w:sz="4"/>
-              <w:left w:val="single" w:color="E2E8F0" w:sz="4"/>
-              <w:bottom w:val="single" w:color="E2E8F0" w:sz="4"/>
-              <w:right w:val="single" w:color="E2E8F0" w:sz="4"/>
-            </w:tcBorders>
-            <w:shd w:fill="F8FAFC" w:val="clear"/>
-            <w:tcMar>
-              <w:top w:type="dxa" w:w="80"/>
-              <w:left w:type="dxa" w:w="120"/>
-              <w:bottom w:type="dxa" w:w="80"/>
-              <w:right w:type="dxa" w:w="120"/>
-            </w:tcMar>
-          </w:tcPr>
-          <w:p>
-            <w:r>
-              <w:rPr>
-                <w:rFonts w:ascii="Arial" w:cs="Arial" w:eastAsia="Arial" w:hAnsi="Arial"/>
-                <w:b/>
-                <w:bCs/>
-                <w:color w:val="0F172A"/>
-                <w:sz w:val="20"/>
-                <w:szCs w:val="20"/>
-              </w:rPr>
-              <w:t xml:space="preserve">Guida normativa CBAM/ETS</w:t>
-            </w:r>
-          </w:p>
-        </w:tc>
-        <w:tc>
-          <w:tcPr>
-            <w:tcW w:type="dxa" w:w="6026"/>
-            <w:tcBorders>
-              <w:top w:val="single" w:color="E2E8F0" w:sz="4"/>
-              <w:left w:val="single" w:color="E2E8F0" w:sz="4"/>
-              <w:bottom w:val="single" w:color="E2E8F0" w:sz="4"/>
-              <w:right w:val="single" w:color="E2E8F0" w:sz="4"/>
-            </w:tcBorders>
-            <w:shd w:fill="FFFFFF" w:val="clear"/>
-            <w:tcMar>
-              <w:top w:type="dxa" w:w="80"/>
-              <w:left w:type="dxa" w:w="120"/>
-              <w:bottom w:type="dxa" w:w="80"/>
-              <w:right w:type="dxa" w:w="120"/>
-            </w:tcMar>
-          </w:tcPr>
-          <w:p>
-            <w:r>
-              <w:rPr>
-                <w:rFonts w:ascii="Arial" w:cs="Arial" w:eastAsia="Arial" w:hAnsi="Arial"/>
-                <w:color w:val="0F172A"/>
-                <w:sz w:val="20"/>
-                <w:szCs w:val="20"/>
-              </w:rPr>
-              <w:t xml:space="preserve">FIRE — federazione.it · FEDERESCO — federesco.org</w:t>
-            </w:r>
-          </w:p>
-        </w:tc>
-      </w:tr>
-      <w:tr>
-        <w:tc>
-          <w:tcPr>
-            <w:tcW w:type="dxa" w:w="3000"/>
-            <w:tcBorders>
-              <w:top w:val="single" w:color="E2E8F0" w:sz="4"/>
-              <w:left w:val="single" w:color="E2E8F0" w:sz="4"/>
-              <w:bottom w:val="single" w:color="E2E8F0" w:sz="4"/>
-              <w:right w:val="single" w:color="E2E8F0" w:sz="4"/>
-            </w:tcBorders>
-            <w:shd w:fill="F8FAFC" w:val="clear"/>
-            <w:tcMar>
-              <w:top w:type="dxa" w:w="80"/>
-              <w:left w:type="dxa" w:w="120"/>
-              <w:bottom w:type="dxa" w:w="80"/>
-              <w:right w:type="dxa" w:w="120"/>
-            </w:tcMar>
-          </w:tcPr>
-          <w:p>
-            <w:r>
-              <w:rPr>
-                <w:rFonts w:ascii="Arial" w:cs="Arial" w:eastAsia="Arial" w:hAnsi="Arial"/>
-                <w:b/>
-                <w:bCs/>
-                <w:color w:val="0F172A"/>
-                <w:sz w:val="20"/>
-                <w:szCs w:val="20"/>
-              </w:rPr>
-              <w:t xml:space="preserve">Regolamento UE CBAM</w:t>
-            </w:r>
-          </w:p>
-        </w:tc>
-        <w:tc>
-          <w:tcPr>
-            <w:tcW w:type="dxa" w:w="6026"/>
-            <w:tcBorders>
-              <w:top w:val="single" w:color="E2E8F0" w:sz="4"/>
-              <w:left w:val="single" w:color="E2E8F0" w:sz="4"/>
-              <w:bottom w:val="single" w:color="E2E8F0" w:sz="4"/>
-              <w:right w:val="single" w:color="E2E8F0" w:sz="4"/>
-            </w:tcBorders>
-            <w:shd w:fill="F8FAFC" w:val="clear"/>
-            <w:tcMar>
-              <w:top w:type="dxa" w:w="80"/>
-              <w:left w:type="dxa" w:w="120"/>
-              <w:bottom w:type="dxa" w:w="80"/>
-              <w:right w:type="dxa" w:w="120"/>
-            </w:tcMar>
-          </w:tcPr>
-          <w:p>
-            <w:r>
-              <w:rPr>
-                <w:rFonts w:ascii="Arial" w:cs="Arial" w:eastAsia="Arial" w:hAnsi="Arial"/>
-                <w:color w:val="0F172A"/>
-                <w:sz w:val="20"/>
-                <w:szCs w:val="20"/>
-              </w:rPr>
               <w:t xml:space="preserve">Regolamento (UE) 2023/956 — eur-lex.europa.eu</w:t>
-            </w:r>
-          </w:p>
-        </w:tc>
-      </w:tr>
-      <w:tr>
-        <w:tc>
-          <w:tcPr>
-            <w:tcW w:type="dxa" w:w="3000"/>
-            <w:tcBorders>
-              <w:top w:val="single" w:color="E2E8F0" w:sz="4"/>
-              <w:left w:val="single" w:color="E2E8F0" w:sz="4"/>
-              <w:bottom w:val="single" w:color="E2E8F0" w:sz="4"/>
-              <w:right w:val="single" w:color="E2E8F0" w:sz="4"/>
-            </w:tcBorders>
-            <w:shd w:fill="F8FAFC" w:val="clear"/>
-            <w:tcMar>
-              <w:top w:type="dxa" w:w="80"/>
-              <w:left w:type="dxa" w:w="120"/>
-              <w:bottom w:type="dxa" w:w="80"/>
-              <w:right w:type="dxa" w:w="120"/>
-            </w:tcMar>
-          </w:tcPr>
-          <w:p>
-            <w:r>
-              <w:rPr>
-                <w:rFonts w:ascii="Arial" w:cs="Arial" w:eastAsia="Arial" w:hAnsi="Arial"/>
-                <w:b/>
-                <w:bCs/>
-                <w:color w:val="0F172A"/>
-                <w:sz w:val="20"/>
-                <w:szCs w:val="20"/>
-              </w:rPr>
-              <w:t xml:space="preserve">Quote gratuite ETS</w:t>
-            </w:r>
-          </w:p>
-        </w:tc>
-        <w:tc>
-          <w:tcPr>
-            <w:tcW w:type="dxa" w:w="6026"/>
-            <w:tcBorders>
-              <w:top w:val="single" w:color="E2E8F0" w:sz="4"/>
-              <w:left w:val="single" w:color="E2E8F0" w:sz="4"/>
-              <w:bottom w:val="single" w:color="E2E8F0" w:sz="4"/>
-              <w:right w:val="single" w:color="E2E8F0" w:sz="4"/>
-            </w:tcBorders>
-            <w:shd w:fill="FFFFFF" w:val="clear"/>
-            <w:tcMar>
-              <w:top w:type="dxa" w:w="80"/>
-              <w:left w:type="dxa" w:w="120"/>
-              <w:bottom w:type="dxa" w:w="80"/>
-              <w:right w:type="dxa" w:w="120"/>
-            </w:tcMar>
-          </w:tcPr>
-          <w:p>
-            <w:r>
-              <w:rPr>
-                <w:rFonts w:ascii="Arial" w:cs="Arial" w:eastAsia="Arial" w:hAnsi="Arial"/>
-                <w:color w:val="0F172A"/>
-                <w:sz w:val="20"/>
-                <w:szCs w:val="20"/>
-              </w:rPr>
-              <w:t xml:space="preserve">EU Transaction Log — eutl.eea.europa.eu</w:t>
             </w:r>
           </w:p>
         </w:tc>
@@ -4683,7 +3254,7 @@
           <w:sz w:val="18"/>
           <w:szCs w:val="18"/>
         </w:rPr>
-        <w:t xml:space="preserve">CEI — Carbon Efficiency Intelligence · carbonefficiencyintel.com</w:t>
+        <w:t xml:space="preserve">CEI — Carbon Efficiency Intelligence  |  carbonefficiencyintel.com</w:t>
       </w:r>
     </w:p>
     <w:sectPr>
@@ -4874,6 +3445,12 @@
   </w:abstractNum>
   <w:num w:numId="1">
     <w:abstractNumId w:val="1"/>
+    <w:lvlOverride w:ilvl="0">
+      <w:startOverride w:val="1"/>
+    </w:lvlOverride>
+  </w:num>
+  <w:num w:numId="2">
+    <w:abstractNumId w:val="2"/>
     <w:lvlOverride w:ilvl="0">
       <w:startOverride w:val="1"/>
     </w:lvlOverride>
